--- a/5th lab/report.docx
+++ b/5th lab/report.docx
@@ -3,6 +3,647 @@
 <w:document xmlns:wpc="http://schemas.microsoft.com/office/word/2010/wordprocessingCanvas" xmlns:cx="http://schemas.microsoft.com/office/drawing/2014/chartex" xmlns:mc="http://schemas.openxmlformats.org/markup-compatibility/2006" xmlns:o="urn:schemas-microsoft-com:office:office" xmlns:r="http://schemas.openxmlformats.org/officeDocument/2006/relationships" xmlns:m="http://schemas.openxmlformats.org/officeDocument/2006/math" xmlns:v="urn:schemas-microsoft-com:vml" xmlns:wp14="http://schemas.microsoft.com/office/word/2010/wordprocessingDrawing" xmlns:wp="http://schemas.openxmlformats.org/drawingml/2006/wordprocessingDrawing" xmlns:w10="urn:schemas-microsoft-com:office:word" xmlns:w="http://schemas.openxmlformats.org/wordprocessingml/2006/main" xmlns:w14="http://schemas.microsoft.com/office/word/2010/wordml" xmlns:w15="http://schemas.microsoft.com/office/word/2012/wordml" xmlns:w16se="http://schemas.microsoft.com/office/word/2015/wordml/symex" xmlns:wpg="http://schemas.microsoft.com/office/word/2010/wordprocessingGroup" xmlns:wpi="http://schemas.microsoft.com/office/word/2010/wordprocessingInk" xmlns:wne="http://schemas.microsoft.com/office/word/2006/wordml" xmlns:wps="http://schemas.microsoft.com/office/word/2010/wordprocessingShape" mc:Ignorable="w14 w15 w16se wp14">
   <w:body>
     <w:p>
+      <w:pPr>
+        <w:pStyle w:val="Default"/>
+        <w:jc w:val="center"/>
+        <w:rPr>
+          <w:sz w:val="28"/>
+          <w:szCs w:val="28"/>
+        </w:rPr>
+      </w:pPr>
+      <w:r>
+        <w:rPr>
+          <w:sz w:val="28"/>
+          <w:szCs w:val="28"/>
+        </w:rPr>
+        <w:t>Министерство науки и высшего образования Российской Федерации Федеральное государственное бюджетное образовательное учреждение высшего образования</w:t>
+      </w:r>
+    </w:p>
+    <w:p>
+      <w:pPr>
+        <w:pStyle w:val="Default"/>
+        <w:jc w:val="center"/>
+        <w:rPr>
+          <w:sz w:val="28"/>
+          <w:szCs w:val="28"/>
+        </w:rPr>
+      </w:pPr>
+      <w:r>
+        <w:rPr>
+          <w:sz w:val="28"/>
+          <w:szCs w:val="28"/>
+        </w:rPr>
+        <w:t>«Алтайский государственный технический университет им. И. И. Ползунова»</w:t>
+      </w:r>
+    </w:p>
+    <w:p>
+      <w:pPr>
+        <w:pStyle w:val="Default"/>
+        <w:jc w:val="center"/>
+        <w:rPr>
+          <w:sz w:val="28"/>
+          <w:szCs w:val="28"/>
+        </w:rPr>
+      </w:pPr>
+    </w:p>
+    <w:p>
+      <w:pPr>
+        <w:pStyle w:val="Default"/>
+        <w:jc w:val="center"/>
+        <w:rPr>
+          <w:sz w:val="28"/>
+          <w:szCs w:val="28"/>
+        </w:rPr>
+      </w:pPr>
+      <w:r>
+        <w:rPr>
+          <w:sz w:val="28"/>
+          <w:szCs w:val="28"/>
+        </w:rPr>
+        <w:t>Факультет информационных технологий</w:t>
+      </w:r>
+    </w:p>
+    <w:p>
+      <w:pPr>
+        <w:pStyle w:val="Default"/>
+        <w:jc w:val="center"/>
+        <w:rPr>
+          <w:sz w:val="28"/>
+          <w:szCs w:val="28"/>
+        </w:rPr>
+      </w:pPr>
+      <w:r>
+        <w:rPr>
+          <w:sz w:val="28"/>
+          <w:szCs w:val="28"/>
+        </w:rPr>
+        <w:t>Кафедра Информационных систем в экономике</w:t>
+      </w:r>
+    </w:p>
+    <w:p>
+      <w:pPr>
+        <w:pStyle w:val="Default"/>
+        <w:jc w:val="center"/>
+        <w:rPr>
+          <w:sz w:val="28"/>
+          <w:szCs w:val="28"/>
+        </w:rPr>
+      </w:pPr>
+    </w:p>
+    <w:p>
+      <w:pPr>
+        <w:pStyle w:val="Default"/>
+        <w:jc w:val="center"/>
+        <w:rPr>
+          <w:sz w:val="28"/>
+          <w:szCs w:val="28"/>
+        </w:rPr>
+      </w:pPr>
+    </w:p>
+    <w:p>
+      <w:pPr>
+        <w:pStyle w:val="Default"/>
+        <w:jc w:val="center"/>
+        <w:rPr>
+          <w:sz w:val="28"/>
+          <w:szCs w:val="28"/>
+        </w:rPr>
+      </w:pPr>
+    </w:p>
+    <w:p>
+      <w:pPr>
+        <w:pStyle w:val="Default"/>
+        <w:ind w:left="4248" w:firstLine="708"/>
+        <w:rPr>
+          <w:sz w:val="28"/>
+          <w:szCs w:val="28"/>
+        </w:rPr>
+      </w:pPr>
+      <w:r>
+        <w:rPr>
+          <w:sz w:val="28"/>
+          <w:szCs w:val="28"/>
+        </w:rPr>
+        <w:t xml:space="preserve">Отчет защищен с оценкой ________                                </w:t>
+      </w:r>
+    </w:p>
+    <w:p>
+      <w:pPr>
+        <w:pStyle w:val="Default"/>
+        <w:rPr>
+          <w:sz w:val="28"/>
+          <w:szCs w:val="28"/>
+        </w:rPr>
+      </w:pPr>
+      <w:r>
+        <w:rPr>
+          <w:sz w:val="28"/>
+          <w:szCs w:val="28"/>
+        </w:rPr>
+        <w:t xml:space="preserve"> </w:t>
+      </w:r>
+      <w:r>
+        <w:rPr>
+          <w:sz w:val="28"/>
+          <w:szCs w:val="28"/>
+        </w:rPr>
+        <w:tab/>
+      </w:r>
+      <w:r>
+        <w:rPr>
+          <w:sz w:val="28"/>
+          <w:szCs w:val="28"/>
+        </w:rPr>
+        <w:tab/>
+      </w:r>
+      <w:r>
+        <w:rPr>
+          <w:sz w:val="28"/>
+          <w:szCs w:val="28"/>
+        </w:rPr>
+        <w:tab/>
+      </w:r>
+      <w:r>
+        <w:rPr>
+          <w:sz w:val="28"/>
+          <w:szCs w:val="28"/>
+        </w:rPr>
+        <w:tab/>
+      </w:r>
+      <w:r>
+        <w:rPr>
+          <w:sz w:val="28"/>
+          <w:szCs w:val="28"/>
+        </w:rPr>
+        <w:tab/>
+      </w:r>
+      <w:r>
+        <w:rPr>
+          <w:sz w:val="28"/>
+          <w:szCs w:val="28"/>
+        </w:rPr>
+        <w:tab/>
+      </w:r>
+      <w:r>
+        <w:rPr>
+          <w:sz w:val="28"/>
+          <w:szCs w:val="28"/>
+        </w:rPr>
+        <w:tab/>
+        <w:t>Преподаватель _____</w:t>
+      </w:r>
+      <w:r>
+        <w:rPr>
+          <w:i/>
+          <w:iCs/>
+          <w:sz w:val="28"/>
+          <w:szCs w:val="28"/>
+          <w:u w:val="single"/>
+        </w:rPr>
+        <w:t xml:space="preserve">С. В. </w:t>
+      </w:r>
+      <w:proofErr w:type="spellStart"/>
+      <w:r>
+        <w:rPr>
+          <w:i/>
+          <w:iCs/>
+          <w:sz w:val="28"/>
+          <w:szCs w:val="28"/>
+          <w:u w:val="single"/>
+        </w:rPr>
+        <w:t>Умбетов</w:t>
+      </w:r>
+      <w:proofErr w:type="spellEnd"/>
+      <w:r>
+        <w:rPr>
+          <w:i/>
+          <w:iCs/>
+          <w:sz w:val="28"/>
+          <w:szCs w:val="28"/>
+        </w:rPr>
+        <w:t xml:space="preserve"> </w:t>
+      </w:r>
+    </w:p>
+    <w:p>
+      <w:pPr>
+        <w:rPr>
+          <w:rFonts w:ascii="Times New Roman" w:hAnsi="Times New Roman" w:cs="Times New Roman"/>
+          <w:sz w:val="28"/>
+          <w:szCs w:val="28"/>
+        </w:rPr>
+      </w:pPr>
+      <w:r>
+        <w:rPr>
+          <w:rFonts w:ascii="Times New Roman" w:hAnsi="Times New Roman" w:cs="Times New Roman"/>
+          <w:sz w:val="28"/>
+          <w:szCs w:val="28"/>
+        </w:rPr>
+        <w:t xml:space="preserve">                                                                              «_____» ______________ 2024 г.</w:t>
+      </w:r>
+    </w:p>
+    <w:p>
+      <w:pPr>
+        <w:rPr>
+          <w:rFonts w:ascii="Times New Roman" w:hAnsi="Times New Roman" w:cs="Times New Roman"/>
+          <w:sz w:val="28"/>
+          <w:szCs w:val="28"/>
+        </w:rPr>
+      </w:pPr>
+    </w:p>
+    <w:p>
+      <w:pPr>
+        <w:rPr>
+          <w:rFonts w:ascii="Times New Roman" w:hAnsi="Times New Roman" w:cs="Times New Roman"/>
+          <w:sz w:val="28"/>
+          <w:szCs w:val="28"/>
+        </w:rPr>
+      </w:pPr>
+    </w:p>
+    <w:p>
+      <w:pPr>
+        <w:pStyle w:val="Default"/>
+      </w:pPr>
+    </w:p>
+    <w:p>
+      <w:pPr>
+        <w:pStyle w:val="Default"/>
+        <w:jc w:val="center"/>
+        <w:rPr>
+          <w:sz w:val="28"/>
+          <w:szCs w:val="28"/>
+        </w:rPr>
+      </w:pPr>
+      <w:r>
+        <w:rPr>
+          <w:sz w:val="28"/>
+          <w:szCs w:val="28"/>
+        </w:rPr>
+        <w:t>Отчёт по лабораторной работе №</w:t>
+      </w:r>
+      <w:r>
+        <w:rPr>
+          <w:sz w:val="28"/>
+          <w:szCs w:val="28"/>
+        </w:rPr>
+        <w:t>5</w:t>
+      </w:r>
+    </w:p>
+    <w:p>
+      <w:pPr>
+        <w:pStyle w:val="Default"/>
+        <w:jc w:val="center"/>
+        <w:rPr>
+          <w:sz w:val="28"/>
+          <w:szCs w:val="28"/>
+        </w:rPr>
+      </w:pPr>
+      <w:r>
+        <w:rPr>
+          <w:sz w:val="28"/>
+          <w:szCs w:val="28"/>
+        </w:rPr>
+        <w:t>по дисциплине «Алгоритмизация и Программирование»</w:t>
+      </w:r>
+    </w:p>
+    <w:p>
+      <w:pPr>
+        <w:jc w:val="center"/>
+        <w:rPr>
+          <w:rFonts w:ascii="Times New Roman" w:hAnsi="Times New Roman" w:cs="Times New Roman"/>
+          <w:sz w:val="28"/>
+          <w:szCs w:val="28"/>
+        </w:rPr>
+      </w:pPr>
+    </w:p>
+    <w:p>
+      <w:pPr>
+        <w:jc w:val="center"/>
+        <w:rPr>
+          <w:sz w:val="40"/>
+          <w:szCs w:val="40"/>
+        </w:rPr>
+      </w:pPr>
+    </w:p>
+    <w:p>
+      <w:pPr>
+        <w:jc w:val="center"/>
+        <w:rPr>
+          <w:rStyle w:val="a4"/>
+          <w:b w:val="0"/>
+          <w:color w:val="444444"/>
+          <w:sz w:val="28"/>
+          <w:szCs w:val="28"/>
+          <w:shd w:val="clear" w:color="auto" w:fill="FFFFFF"/>
+        </w:rPr>
+      </w:pPr>
+      <w:r>
+        <w:rPr>
+          <w:rStyle w:val="a4"/>
+          <w:color w:val="444444"/>
+          <w:sz w:val="28"/>
+          <w:szCs w:val="28"/>
+          <w:shd w:val="clear" w:color="auto" w:fill="FFFFFF"/>
+        </w:rPr>
+        <w:t>09.03.03</w:t>
+      </w:r>
+    </w:p>
+    <w:p>
+      <w:pPr>
+        <w:jc w:val="center"/>
+        <w:rPr>
+          <w:rStyle w:val="a4"/>
+          <w:b w:val="0"/>
+          <w:color w:val="444444"/>
+          <w:sz w:val="28"/>
+          <w:szCs w:val="28"/>
+          <w:shd w:val="clear" w:color="auto" w:fill="FFFFFF"/>
+        </w:rPr>
+      </w:pPr>
+    </w:p>
+    <w:p>
+      <w:pPr>
+        <w:jc w:val="center"/>
+        <w:rPr>
+          <w:rStyle w:val="a4"/>
+          <w:b w:val="0"/>
+          <w:color w:val="444444"/>
+          <w:sz w:val="28"/>
+          <w:szCs w:val="28"/>
+          <w:shd w:val="clear" w:color="auto" w:fill="FFFFFF"/>
+        </w:rPr>
+      </w:pPr>
+      <w:r>
+        <w:rPr>
+          <w:rStyle w:val="a4"/>
+          <w:color w:val="444444"/>
+          <w:sz w:val="28"/>
+          <w:szCs w:val="28"/>
+          <w:shd w:val="clear" w:color="auto" w:fill="FFFFFF"/>
+        </w:rPr>
+        <w:t>Студент группы ПИЭ-23 ______________________________</w:t>
+      </w:r>
+      <w:r>
+        <w:rPr>
+          <w:rStyle w:val="a4"/>
+          <w:color w:val="444444"/>
+          <w:sz w:val="28"/>
+          <w:szCs w:val="28"/>
+          <w:u w:val="single"/>
+          <w:shd w:val="clear" w:color="auto" w:fill="FFFFFF"/>
+        </w:rPr>
+        <w:t>Милованов Д. А.</w:t>
+      </w:r>
+    </w:p>
+    <w:p>
+      <w:pPr>
+        <w:jc w:val="center"/>
+        <w:rPr>
+          <w:rStyle w:val="a4"/>
+          <w:b w:val="0"/>
+          <w:color w:val="444444"/>
+          <w:sz w:val="28"/>
+          <w:szCs w:val="28"/>
+          <w:u w:val="single"/>
+          <w:shd w:val="clear" w:color="auto" w:fill="FFFFFF"/>
+        </w:rPr>
+      </w:pPr>
+      <w:r>
+        <w:rPr>
+          <w:rStyle w:val="a4"/>
+          <w:color w:val="444444"/>
+          <w:sz w:val="28"/>
+          <w:szCs w:val="28"/>
+          <w:shd w:val="clear" w:color="auto" w:fill="FFFFFF"/>
+        </w:rPr>
+        <w:t xml:space="preserve">Преподаватель </w:t>
+      </w:r>
+      <w:r>
+        <w:rPr>
+          <w:rStyle w:val="a4"/>
+          <w:color w:val="444444"/>
+          <w:sz w:val="28"/>
+          <w:szCs w:val="28"/>
+          <w:u w:val="single"/>
+          <w:shd w:val="clear" w:color="auto" w:fill="FFFFFF"/>
+        </w:rPr>
+        <w:t xml:space="preserve">ассистент к. т. </w:t>
+      </w:r>
+      <w:proofErr w:type="spellStart"/>
+      <w:r>
+        <w:rPr>
+          <w:rStyle w:val="a4"/>
+          <w:color w:val="444444"/>
+          <w:sz w:val="28"/>
+          <w:szCs w:val="28"/>
+          <w:u w:val="single"/>
+          <w:shd w:val="clear" w:color="auto" w:fill="FFFFFF"/>
+        </w:rPr>
+        <w:t>н.</w:t>
+      </w:r>
+      <w:r>
+        <w:rPr>
+          <w:rStyle w:val="a4"/>
+          <w:color w:val="444444"/>
+          <w:sz w:val="28"/>
+          <w:szCs w:val="28"/>
+          <w:shd w:val="clear" w:color="auto" w:fill="FFFFFF"/>
+        </w:rPr>
+        <w:t>__________________________</w:t>
+      </w:r>
+      <w:r>
+        <w:rPr>
+          <w:rStyle w:val="a4"/>
+          <w:color w:val="444444"/>
+          <w:sz w:val="28"/>
+          <w:szCs w:val="28"/>
+          <w:u w:val="single"/>
+          <w:shd w:val="clear" w:color="auto" w:fill="FFFFFF"/>
+        </w:rPr>
+        <w:t>С</w:t>
+      </w:r>
+      <w:proofErr w:type="spellEnd"/>
+      <w:r>
+        <w:rPr>
+          <w:rStyle w:val="a4"/>
+          <w:color w:val="444444"/>
+          <w:sz w:val="28"/>
+          <w:szCs w:val="28"/>
+          <w:u w:val="single"/>
+          <w:shd w:val="clear" w:color="auto" w:fill="FFFFFF"/>
+        </w:rPr>
+        <w:t xml:space="preserve">. В. </w:t>
+      </w:r>
+      <w:proofErr w:type="spellStart"/>
+      <w:r>
+        <w:rPr>
+          <w:rStyle w:val="a4"/>
+          <w:color w:val="444444"/>
+          <w:sz w:val="28"/>
+          <w:szCs w:val="28"/>
+          <w:u w:val="single"/>
+          <w:shd w:val="clear" w:color="auto" w:fill="FFFFFF"/>
+        </w:rPr>
+        <w:t>Умбетов</w:t>
+      </w:r>
+      <w:proofErr w:type="spellEnd"/>
+    </w:p>
+    <w:p>
+      <w:pPr>
+        <w:jc w:val="center"/>
+        <w:rPr>
+          <w:rStyle w:val="a4"/>
+          <w:b w:val="0"/>
+          <w:color w:val="444444"/>
+          <w:sz w:val="28"/>
+          <w:szCs w:val="28"/>
+          <w:u w:val="single"/>
+          <w:shd w:val="clear" w:color="auto" w:fill="FFFFFF"/>
+        </w:rPr>
+      </w:pPr>
+    </w:p>
+    <w:p>
+      <w:pPr>
+        <w:jc w:val="center"/>
+        <w:rPr>
+          <w:rStyle w:val="a4"/>
+          <w:b w:val="0"/>
+          <w:color w:val="444444"/>
+          <w:sz w:val="28"/>
+          <w:szCs w:val="28"/>
+          <w:u w:val="single"/>
+          <w:shd w:val="clear" w:color="auto" w:fill="FFFFFF"/>
+        </w:rPr>
+      </w:pPr>
+    </w:p>
+    <w:p>
+      <w:pPr>
+        <w:jc w:val="center"/>
+        <w:rPr>
+          <w:rStyle w:val="a4"/>
+          <w:b w:val="0"/>
+          <w:color w:val="444444"/>
+          <w:sz w:val="28"/>
+          <w:szCs w:val="28"/>
+          <w:u w:val="single"/>
+          <w:shd w:val="clear" w:color="auto" w:fill="FFFFFF"/>
+        </w:rPr>
+      </w:pPr>
+    </w:p>
+    <w:p>
+      <w:pPr>
+        <w:jc w:val="center"/>
+        <w:rPr>
+          <w:rStyle w:val="a4"/>
+          <w:b w:val="0"/>
+          <w:color w:val="444444"/>
+          <w:sz w:val="28"/>
+          <w:szCs w:val="28"/>
+          <w:u w:val="single"/>
+          <w:shd w:val="clear" w:color="auto" w:fill="FFFFFF"/>
+        </w:rPr>
+      </w:pPr>
+    </w:p>
+    <w:p>
+      <w:pPr>
+        <w:rPr>
+          <w:rStyle w:val="a4"/>
+          <w:b w:val="0"/>
+          <w:color w:val="444444"/>
+          <w:sz w:val="28"/>
+          <w:szCs w:val="28"/>
+          <w:u w:val="single"/>
+          <w:shd w:val="clear" w:color="auto" w:fill="FFFFFF"/>
+        </w:rPr>
+      </w:pPr>
+    </w:p>
+    <w:p>
+      <w:pPr>
+        <w:jc w:val="center"/>
+        <w:rPr>
+          <w:rStyle w:val="a4"/>
+          <w:b w:val="0"/>
+          <w:color w:val="444444"/>
+          <w:sz w:val="28"/>
+          <w:szCs w:val="28"/>
+          <w:u w:val="single"/>
+          <w:shd w:val="clear" w:color="auto" w:fill="FFFFFF"/>
+        </w:rPr>
+      </w:pPr>
+    </w:p>
+    <w:p>
+      <w:pPr>
+        <w:jc w:val="center"/>
+        <w:rPr>
+          <w:rStyle w:val="a4"/>
+          <w:b w:val="0"/>
+          <w:color w:val="444444"/>
+          <w:sz w:val="28"/>
+          <w:szCs w:val="28"/>
+          <w:u w:val="single"/>
+          <w:shd w:val="clear" w:color="auto" w:fill="FFFFFF"/>
+        </w:rPr>
+      </w:pPr>
+    </w:p>
+    <w:p>
+      <w:pPr>
+        <w:jc w:val="center"/>
+        <w:rPr>
+          <w:rStyle w:val="a4"/>
+          <w:b w:val="0"/>
+          <w:color w:val="444444"/>
+          <w:sz w:val="28"/>
+          <w:szCs w:val="28"/>
+          <w:u w:val="single"/>
+          <w:shd w:val="clear" w:color="auto" w:fill="FFFFFF"/>
+        </w:rPr>
+      </w:pPr>
+    </w:p>
+    <w:p>
+      <w:pPr>
+        <w:jc w:val="center"/>
+        <w:rPr>
+          <w:rStyle w:val="a4"/>
+          <w:b w:val="0"/>
+          <w:color w:val="444444"/>
+          <w:sz w:val="28"/>
+          <w:szCs w:val="28"/>
+          <w:shd w:val="clear" w:color="auto" w:fill="FFFFFF"/>
+        </w:rPr>
+      </w:pPr>
+      <w:r>
+        <w:rPr>
+          <w:rStyle w:val="a4"/>
+          <w:color w:val="444444"/>
+          <w:sz w:val="28"/>
+          <w:szCs w:val="28"/>
+          <w:shd w:val="clear" w:color="auto" w:fill="FFFFFF"/>
+        </w:rPr>
+        <w:t>Барнаул 2024</w:t>
+      </w:r>
+    </w:p>
+    <w:p>
+      <w:pPr>
+        <w:spacing w:line="360" w:lineRule="auto"/>
+        <w:jc w:val="both"/>
+        <w:rPr>
+          <w:noProof/>
+          <w:lang w:eastAsia="ru-RU"/>
+        </w:rPr>
+      </w:pPr>
+      <w:r>
+        <w:rPr>
+          <w:noProof/>
+          <w:lang w:eastAsia="ru-RU"/>
+        </w:rPr>
+        <w:lastRenderedPageBreak/>
+        <w:t>Код программы:</w:t>
+      </w:r>
+    </w:p>
+    <w:p>
+      <w:pPr>
+        <w:spacing w:line="360" w:lineRule="auto"/>
+        <w:jc w:val="center"/>
+      </w:pPr>
       <w:r>
         <w:rPr>
           <w:noProof/>
@@ -48,6 +689,14 @@
     <w:p/>
     <w:p/>
     <w:p>
+      <w:pPr>
+        <w:spacing w:line="360" w:lineRule="auto"/>
+        <w:jc w:val="center"/>
+        <w:rPr>
+          <w:noProof/>
+          <w:lang w:eastAsia="ru-RU"/>
+        </w:rPr>
+      </w:pPr>
       <w:r>
         <w:rPr>
           <w:noProof/>
@@ -97,9 +746,21 @@
     <w:p/>
     <w:p/>
     <w:p/>
+    <w:p>
+      <w:r>
+        <w:t>Блок-схема алгоритма:</w:t>
+      </w:r>
+    </w:p>
     <w:p/>
-    <w:p/>
-    <w:p>
+    <w:p>
+      <w:pPr>
+        <w:spacing w:line="360" w:lineRule="auto"/>
+        <w:jc w:val="center"/>
+        <w:rPr>
+          <w:noProof/>
+          <w:lang w:eastAsia="ru-RU"/>
+        </w:rPr>
+      </w:pPr>
       <w:r>
         <w:rPr>
           <w:noProof/>
@@ -144,6 +805,14 @@
     </w:p>
     <w:p/>
     <w:p>
+      <w:pPr>
+        <w:spacing w:line="360" w:lineRule="auto"/>
+        <w:jc w:val="center"/>
+        <w:rPr>
+          <w:noProof/>
+          <w:lang w:eastAsia="ru-RU"/>
+        </w:rPr>
+      </w:pPr>
       <w:r>
         <w:rPr>
           <w:noProof/>
@@ -186,8 +855,2493 @@
           </wp:inline>
         </w:drawing>
       </w:r>
+    </w:p>
+    <w:p>
+      <w:pPr>
+        <w:spacing w:line="360" w:lineRule="auto"/>
+        <w:jc w:val="both"/>
+        <w:rPr>
+          <w:noProof/>
+          <w:lang w:eastAsia="ru-RU"/>
+        </w:rPr>
+      </w:pPr>
+    </w:p>
+    <w:p>
+      <w:pPr>
+        <w:spacing w:line="360" w:lineRule="auto"/>
+        <w:jc w:val="both"/>
+        <w:rPr>
+          <w:noProof/>
+          <w:lang w:eastAsia="ru-RU"/>
+        </w:rPr>
+      </w:pPr>
+      <w:r>
+        <w:rPr>
+          <w:noProof/>
+          <w:lang w:eastAsia="ru-RU"/>
+        </w:rPr>
+        <w:t>Результаты тестирования:</w:t>
+      </w:r>
+    </w:p>
+    <w:p>
+      <w:pPr>
+        <w:spacing w:line="360" w:lineRule="auto"/>
+        <w:jc w:val="both"/>
+        <w:rPr>
+          <w:noProof/>
+          <w:lang w:eastAsia="ru-RU"/>
+        </w:rPr>
+      </w:pPr>
+      <w:r>
+        <w:rPr>
+          <w:noProof/>
+          <w:lang w:eastAsia="ru-RU"/>
+        </w:rPr>
+        <w:t>Тест программы 1:</w:t>
+      </w:r>
+    </w:p>
+    <w:tbl>
+      <w:tblPr>
+        <w:tblStyle w:val="a3"/>
+        <w:tblW w:w="0" w:type="auto"/>
+        <w:tblLook w:val="04A0" w:firstRow="1" w:lastRow="0" w:firstColumn="1" w:lastColumn="0" w:noHBand="0" w:noVBand="1"/>
+      </w:tblPr>
+      <w:tblGrid>
+        <w:gridCol w:w="2336"/>
+        <w:gridCol w:w="2336"/>
+        <w:gridCol w:w="2336"/>
+        <w:gridCol w:w="2337"/>
+      </w:tblGrid>
+      <w:tr>
+        <w:tc>
+          <w:tcPr>
+            <w:tcW w:w="2336" w:type="dxa"/>
+          </w:tcPr>
+          <w:p>
+            <w:pPr>
+              <w:spacing w:line="360" w:lineRule="auto"/>
+              <w:jc w:val="center"/>
+              <w:rPr>
+                <w:noProof/>
+                <w:lang w:eastAsia="ru-RU"/>
+              </w:rPr>
+            </w:pPr>
+            <w:r>
+              <w:rPr>
+                <w:noProof/>
+                <w:lang w:eastAsia="ru-RU"/>
+              </w:rPr>
+              <w:t>Входные данные</w:t>
+            </w:r>
+          </w:p>
+        </w:tc>
+        <w:tc>
+          <w:tcPr>
+            <w:tcW w:w="2336" w:type="dxa"/>
+          </w:tcPr>
+          <w:p>
+            <w:pPr>
+              <w:spacing w:line="360" w:lineRule="auto"/>
+              <w:jc w:val="center"/>
+              <w:rPr>
+                <w:noProof/>
+                <w:lang w:eastAsia="ru-RU"/>
+              </w:rPr>
+            </w:pPr>
+            <w:r>
+              <w:rPr>
+                <w:noProof/>
+                <w:lang w:eastAsia="ru-RU"/>
+              </w:rPr>
+              <w:t>Ожидаемый результат</w:t>
+            </w:r>
+          </w:p>
+        </w:tc>
+        <w:tc>
+          <w:tcPr>
+            <w:tcW w:w="2336" w:type="dxa"/>
+          </w:tcPr>
+          <w:p>
+            <w:pPr>
+              <w:spacing w:line="360" w:lineRule="auto"/>
+              <w:jc w:val="center"/>
+              <w:rPr>
+                <w:noProof/>
+                <w:lang w:eastAsia="ru-RU"/>
+              </w:rPr>
+            </w:pPr>
+            <w:r>
+              <w:rPr>
+                <w:noProof/>
+                <w:lang w:eastAsia="ru-RU"/>
+              </w:rPr>
+              <w:t>Фактический результат</w:t>
+            </w:r>
+          </w:p>
+        </w:tc>
+        <w:tc>
+          <w:tcPr>
+            <w:tcW w:w="2337" w:type="dxa"/>
+          </w:tcPr>
+          <w:p>
+            <w:pPr>
+              <w:spacing w:line="360" w:lineRule="auto"/>
+              <w:jc w:val="center"/>
+              <w:rPr>
+                <w:noProof/>
+                <w:lang w:eastAsia="ru-RU"/>
+              </w:rPr>
+            </w:pPr>
+            <w:r>
+              <w:rPr>
+                <w:noProof/>
+                <w:lang w:eastAsia="ru-RU"/>
+              </w:rPr>
+              <w:t>соответствие</w:t>
+            </w:r>
+          </w:p>
+        </w:tc>
+      </w:tr>
+      <w:tr>
+        <w:tc>
+          <w:tcPr>
+            <w:tcW w:w="2336" w:type="dxa"/>
+          </w:tcPr>
+          <w:p>
+            <w:pPr>
+              <w:spacing w:line="360" w:lineRule="auto"/>
+              <w:jc w:val="center"/>
+              <w:rPr>
+                <w:noProof/>
+                <w:lang w:eastAsia="ru-RU"/>
+              </w:rPr>
+            </w:pPr>
+            <w:r>
+              <w:rPr>
+                <w:noProof/>
+                <w:lang w:eastAsia="ru-RU"/>
+              </w:rPr>
+              <w:t>1 2 3 4</w:t>
+            </w:r>
+          </w:p>
+          <w:p>
+            <w:pPr>
+              <w:spacing w:line="360" w:lineRule="auto"/>
+              <w:jc w:val="center"/>
+              <w:rPr>
+                <w:noProof/>
+                <w:lang w:eastAsia="ru-RU"/>
+              </w:rPr>
+            </w:pPr>
+            <w:r>
+              <w:rPr>
+                <w:noProof/>
+                <w:lang w:eastAsia="ru-RU"/>
+              </w:rPr>
+              <w:t>1 2 3 4</w:t>
+            </w:r>
+          </w:p>
+          <w:p>
+            <w:pPr>
+              <w:spacing w:line="360" w:lineRule="auto"/>
+              <w:jc w:val="center"/>
+              <w:rPr>
+                <w:noProof/>
+                <w:lang w:eastAsia="ru-RU"/>
+              </w:rPr>
+            </w:pPr>
+            <w:r>
+              <w:rPr>
+                <w:noProof/>
+                <w:lang w:eastAsia="ru-RU"/>
+              </w:rPr>
+              <w:t>1 2 3 4</w:t>
+            </w:r>
+          </w:p>
+          <w:p>
+            <w:pPr>
+              <w:spacing w:line="360" w:lineRule="auto"/>
+              <w:jc w:val="center"/>
+              <w:rPr>
+                <w:noProof/>
+                <w:lang w:eastAsia="ru-RU"/>
+              </w:rPr>
+            </w:pPr>
+            <w:r>
+              <w:rPr>
+                <w:noProof/>
+                <w:lang w:eastAsia="ru-RU"/>
+              </w:rPr>
+              <w:t>1 2 3 4</w:t>
+            </w:r>
+          </w:p>
+          <w:p>
+            <w:pPr>
+              <w:spacing w:line="360" w:lineRule="auto"/>
+              <w:jc w:val="center"/>
+              <w:rPr>
+                <w:noProof/>
+                <w:lang w:eastAsia="ru-RU"/>
+              </w:rPr>
+            </w:pPr>
+            <w:r>
+              <w:rPr>
+                <w:noProof/>
+                <w:lang w:eastAsia="ru-RU"/>
+              </w:rPr>
+              <w:t>1</w:t>
+            </w:r>
+          </w:p>
+        </w:tc>
+        <w:tc>
+          <w:tcPr>
+            <w:tcW w:w="2336" w:type="dxa"/>
+          </w:tcPr>
+          <w:p>
+            <w:pPr>
+              <w:spacing w:line="360" w:lineRule="auto"/>
+              <w:jc w:val="center"/>
+              <w:rPr>
+                <w:noProof/>
+                <w:lang w:eastAsia="ru-RU"/>
+              </w:rPr>
+            </w:pPr>
+            <w:r>
+              <w:rPr>
+                <w:noProof/>
+                <w:lang w:eastAsia="ru-RU"/>
+              </w:rPr>
+              <w:t>1 1 1 1</w:t>
+            </w:r>
+          </w:p>
+        </w:tc>
+        <w:tc>
+          <w:tcPr>
+            <w:tcW w:w="2336" w:type="dxa"/>
+          </w:tcPr>
+          <w:p>
+            <w:pPr>
+              <w:spacing w:line="360" w:lineRule="auto"/>
+              <w:jc w:val="center"/>
+              <w:rPr>
+                <w:noProof/>
+                <w:lang w:eastAsia="ru-RU"/>
+              </w:rPr>
+            </w:pPr>
+            <w:r>
+              <w:rPr>
+                <w:noProof/>
+                <w:lang w:eastAsia="ru-RU"/>
+              </w:rPr>
+              <w:t>1 1 1 1</w:t>
+            </w:r>
+          </w:p>
+        </w:tc>
+        <w:tc>
+          <w:tcPr>
+            <w:tcW w:w="2337" w:type="dxa"/>
+          </w:tcPr>
+          <w:p>
+            <w:pPr>
+              <w:spacing w:line="360" w:lineRule="auto"/>
+              <w:jc w:val="center"/>
+              <w:rPr>
+                <w:noProof/>
+                <w:lang w:eastAsia="ru-RU"/>
+              </w:rPr>
+            </w:pPr>
+            <w:r>
+              <w:rPr>
+                <w:noProof/>
+                <w:lang w:eastAsia="ru-RU"/>
+              </w:rPr>
+              <w:t>+</w:t>
+            </w:r>
+          </w:p>
+        </w:tc>
+      </w:tr>
+      <w:tr>
+        <w:tc>
+          <w:tcPr>
+            <w:tcW w:w="2336" w:type="dxa"/>
+          </w:tcPr>
+          <w:p>
+            <w:pPr>
+              <w:spacing w:line="360" w:lineRule="auto"/>
+              <w:jc w:val="center"/>
+              <w:rPr>
+                <w:noProof/>
+                <w:lang w:eastAsia="ru-RU"/>
+              </w:rPr>
+            </w:pPr>
+            <w:r>
+              <w:rPr>
+                <w:noProof/>
+                <w:lang w:eastAsia="ru-RU"/>
+              </w:rPr>
+              <w:t>2 3 1 1</w:t>
+            </w:r>
+          </w:p>
+          <w:p>
+            <w:pPr>
+              <w:spacing w:line="360" w:lineRule="auto"/>
+              <w:jc w:val="center"/>
+              <w:rPr>
+                <w:noProof/>
+                <w:lang w:eastAsia="ru-RU"/>
+              </w:rPr>
+            </w:pPr>
+            <w:r>
+              <w:rPr>
+                <w:noProof/>
+                <w:lang w:eastAsia="ru-RU"/>
+              </w:rPr>
+              <w:lastRenderedPageBreak/>
+              <w:t>2 3 1 1</w:t>
+            </w:r>
+          </w:p>
+          <w:p>
+            <w:pPr>
+              <w:spacing w:line="360" w:lineRule="auto"/>
+              <w:jc w:val="center"/>
+              <w:rPr>
+                <w:noProof/>
+                <w:lang w:eastAsia="ru-RU"/>
+              </w:rPr>
+            </w:pPr>
+            <w:r>
+              <w:rPr>
+                <w:noProof/>
+                <w:lang w:eastAsia="ru-RU"/>
+              </w:rPr>
+              <w:t>2 3 1 1</w:t>
+            </w:r>
+          </w:p>
+          <w:p>
+            <w:pPr>
+              <w:spacing w:line="360" w:lineRule="auto"/>
+              <w:jc w:val="center"/>
+              <w:rPr>
+                <w:noProof/>
+                <w:lang w:eastAsia="ru-RU"/>
+              </w:rPr>
+            </w:pPr>
+            <w:r>
+              <w:rPr>
+                <w:noProof/>
+                <w:lang w:eastAsia="ru-RU"/>
+              </w:rPr>
+              <w:t>2</w:t>
+            </w:r>
+          </w:p>
+        </w:tc>
+        <w:tc>
+          <w:tcPr>
+            <w:tcW w:w="2336" w:type="dxa"/>
+          </w:tcPr>
+          <w:p>
+            <w:pPr>
+              <w:spacing w:line="360" w:lineRule="auto"/>
+              <w:jc w:val="center"/>
+              <w:rPr>
+                <w:noProof/>
+                <w:lang w:eastAsia="ru-RU"/>
+              </w:rPr>
+            </w:pPr>
+            <w:r>
+              <w:rPr>
+                <w:noProof/>
+                <w:lang w:eastAsia="ru-RU"/>
+              </w:rPr>
+              <w:lastRenderedPageBreak/>
+              <w:t>3 3 3</w:t>
+            </w:r>
+          </w:p>
+        </w:tc>
+        <w:tc>
+          <w:tcPr>
+            <w:tcW w:w="2336" w:type="dxa"/>
+          </w:tcPr>
+          <w:p>
+            <w:pPr>
+              <w:spacing w:line="360" w:lineRule="auto"/>
+              <w:jc w:val="center"/>
+              <w:rPr>
+                <w:noProof/>
+                <w:lang w:eastAsia="ru-RU"/>
+              </w:rPr>
+            </w:pPr>
+            <w:r>
+              <w:rPr>
+                <w:noProof/>
+                <w:lang w:eastAsia="ru-RU"/>
+              </w:rPr>
+              <w:t>3 3 3</w:t>
+            </w:r>
+          </w:p>
+        </w:tc>
+        <w:tc>
+          <w:tcPr>
+            <w:tcW w:w="2337" w:type="dxa"/>
+          </w:tcPr>
+          <w:p>
+            <w:pPr>
+              <w:spacing w:line="360" w:lineRule="auto"/>
+              <w:jc w:val="center"/>
+              <w:rPr>
+                <w:noProof/>
+                <w:lang w:eastAsia="ru-RU"/>
+              </w:rPr>
+            </w:pPr>
+            <w:r>
+              <w:rPr>
+                <w:noProof/>
+                <w:lang w:eastAsia="ru-RU"/>
+              </w:rPr>
+              <w:t>+</w:t>
+            </w:r>
+          </w:p>
+        </w:tc>
+      </w:tr>
+      <w:tr>
+        <w:tc>
+          <w:tcPr>
+            <w:tcW w:w="2336" w:type="dxa"/>
+          </w:tcPr>
+          <w:p>
+            <w:pPr>
+              <w:spacing w:line="360" w:lineRule="auto"/>
+              <w:jc w:val="center"/>
+              <w:rPr>
+                <w:noProof/>
+                <w:lang w:eastAsia="ru-RU"/>
+              </w:rPr>
+            </w:pPr>
+            <w:r>
+              <w:rPr>
+                <w:noProof/>
+                <w:lang w:eastAsia="ru-RU"/>
+              </w:rPr>
+              <w:lastRenderedPageBreak/>
+              <w:t>1 2 3 4</w:t>
+            </w:r>
+          </w:p>
+          <w:p>
+            <w:pPr>
+              <w:spacing w:line="360" w:lineRule="auto"/>
+              <w:jc w:val="center"/>
+              <w:rPr>
+                <w:noProof/>
+                <w:lang w:eastAsia="ru-RU"/>
+              </w:rPr>
+            </w:pPr>
+            <w:r>
+              <w:rPr>
+                <w:noProof/>
+                <w:lang w:eastAsia="ru-RU"/>
+              </w:rPr>
+              <w:t>2</w:t>
+            </w:r>
+          </w:p>
+        </w:tc>
+        <w:tc>
+          <w:tcPr>
+            <w:tcW w:w="2336" w:type="dxa"/>
+          </w:tcPr>
+          <w:p>
+            <w:pPr>
+              <w:spacing w:line="360" w:lineRule="auto"/>
+              <w:jc w:val="center"/>
+              <w:rPr>
+                <w:noProof/>
+                <w:lang w:eastAsia="ru-RU"/>
+              </w:rPr>
+            </w:pPr>
+            <w:r>
+              <w:rPr>
+                <w:noProof/>
+                <w:lang w:eastAsia="ru-RU"/>
+              </w:rPr>
+              <w:t>2</w:t>
+            </w:r>
+          </w:p>
+        </w:tc>
+        <w:tc>
+          <w:tcPr>
+            <w:tcW w:w="2336" w:type="dxa"/>
+          </w:tcPr>
+          <w:p>
+            <w:pPr>
+              <w:spacing w:line="360" w:lineRule="auto"/>
+              <w:jc w:val="center"/>
+              <w:rPr>
+                <w:noProof/>
+                <w:lang w:eastAsia="ru-RU"/>
+              </w:rPr>
+            </w:pPr>
+            <w:r>
+              <w:rPr>
+                <w:noProof/>
+                <w:lang w:eastAsia="ru-RU"/>
+              </w:rPr>
+              <w:t>2</w:t>
+            </w:r>
+          </w:p>
+        </w:tc>
+        <w:tc>
+          <w:tcPr>
+            <w:tcW w:w="2337" w:type="dxa"/>
+          </w:tcPr>
+          <w:p>
+            <w:pPr>
+              <w:spacing w:line="360" w:lineRule="auto"/>
+              <w:jc w:val="center"/>
+              <w:rPr>
+                <w:noProof/>
+                <w:lang w:eastAsia="ru-RU"/>
+              </w:rPr>
+            </w:pPr>
+            <w:r>
+              <w:rPr>
+                <w:noProof/>
+                <w:lang w:eastAsia="ru-RU"/>
+              </w:rPr>
+              <w:t>+</w:t>
+            </w:r>
+          </w:p>
+        </w:tc>
+      </w:tr>
+      <w:tr>
+        <w:tc>
+          <w:tcPr>
+            <w:tcW w:w="2336" w:type="dxa"/>
+          </w:tcPr>
+          <w:p>
+            <w:pPr>
+              <w:spacing w:line="360" w:lineRule="auto"/>
+              <w:jc w:val="center"/>
+              <w:rPr>
+                <w:noProof/>
+                <w:lang w:eastAsia="ru-RU"/>
+              </w:rPr>
+            </w:pPr>
+            <w:r>
+              <w:rPr>
+                <w:noProof/>
+                <w:lang w:eastAsia="ru-RU"/>
+              </w:rPr>
+              <w:t>0</w:t>
+            </w:r>
+          </w:p>
+          <w:p>
+            <w:pPr>
+              <w:spacing w:line="360" w:lineRule="auto"/>
+              <w:jc w:val="center"/>
+              <w:rPr>
+                <w:noProof/>
+                <w:lang w:eastAsia="ru-RU"/>
+              </w:rPr>
+            </w:pPr>
+            <w:r>
+              <w:rPr>
+                <w:noProof/>
+                <w:lang w:eastAsia="ru-RU"/>
+              </w:rPr>
+              <w:t>1</w:t>
+            </w:r>
+          </w:p>
+        </w:tc>
+        <w:tc>
+          <w:tcPr>
+            <w:tcW w:w="2336" w:type="dxa"/>
+          </w:tcPr>
+          <w:p>
+            <w:pPr>
+              <w:spacing w:line="360" w:lineRule="auto"/>
+              <w:jc w:val="center"/>
+              <w:rPr>
+                <w:noProof/>
+                <w:lang w:eastAsia="ru-RU"/>
+              </w:rPr>
+            </w:pPr>
+            <w:r>
+              <w:rPr>
+                <w:noProof/>
+                <w:lang w:eastAsia="ru-RU"/>
+              </w:rPr>
+              <w:t>0</w:t>
+            </w:r>
+          </w:p>
+        </w:tc>
+        <w:tc>
+          <w:tcPr>
+            <w:tcW w:w="2336" w:type="dxa"/>
+          </w:tcPr>
+          <w:p>
+            <w:pPr>
+              <w:spacing w:line="360" w:lineRule="auto"/>
+              <w:jc w:val="center"/>
+              <w:rPr>
+                <w:noProof/>
+                <w:lang w:eastAsia="ru-RU"/>
+              </w:rPr>
+            </w:pPr>
+            <w:r>
+              <w:rPr>
+                <w:noProof/>
+                <w:lang w:eastAsia="ru-RU"/>
+              </w:rPr>
+              <w:t>0</w:t>
+            </w:r>
+          </w:p>
+        </w:tc>
+        <w:tc>
+          <w:tcPr>
+            <w:tcW w:w="2337" w:type="dxa"/>
+          </w:tcPr>
+          <w:p>
+            <w:pPr>
+              <w:spacing w:line="360" w:lineRule="auto"/>
+              <w:jc w:val="center"/>
+              <w:rPr>
+                <w:noProof/>
+                <w:lang w:eastAsia="ru-RU"/>
+              </w:rPr>
+            </w:pPr>
+            <w:r>
+              <w:rPr>
+                <w:noProof/>
+                <w:lang w:eastAsia="ru-RU"/>
+              </w:rPr>
+              <w:t>+</w:t>
+            </w:r>
+          </w:p>
+        </w:tc>
+      </w:tr>
+      <w:tr>
+        <w:tc>
+          <w:tcPr>
+            <w:tcW w:w="2336" w:type="dxa"/>
+          </w:tcPr>
+          <w:p>
+            <w:pPr>
+              <w:spacing w:line="360" w:lineRule="auto"/>
+              <w:jc w:val="center"/>
+              <w:rPr>
+                <w:noProof/>
+                <w:lang w:eastAsia="ru-RU"/>
+              </w:rPr>
+            </w:pPr>
+            <w:r>
+              <w:rPr>
+                <w:noProof/>
+                <w:lang w:eastAsia="ru-RU"/>
+              </w:rPr>
+              <w:t>99 81</w:t>
+            </w:r>
+          </w:p>
+          <w:p>
+            <w:pPr>
+              <w:spacing w:line="360" w:lineRule="auto"/>
+              <w:jc w:val="center"/>
+              <w:rPr>
+                <w:noProof/>
+                <w:lang w:eastAsia="ru-RU"/>
+              </w:rPr>
+            </w:pPr>
+            <w:r>
+              <w:rPr>
+                <w:noProof/>
+                <w:lang w:eastAsia="ru-RU"/>
+              </w:rPr>
+              <w:t>2</w:t>
+            </w:r>
+          </w:p>
+        </w:tc>
+        <w:tc>
+          <w:tcPr>
+            <w:tcW w:w="2336" w:type="dxa"/>
+          </w:tcPr>
+          <w:p>
+            <w:pPr>
+              <w:spacing w:line="360" w:lineRule="auto"/>
+              <w:jc w:val="center"/>
+              <w:rPr>
+                <w:noProof/>
+                <w:lang w:eastAsia="ru-RU"/>
+              </w:rPr>
+            </w:pPr>
+            <w:r>
+              <w:rPr>
+                <w:noProof/>
+                <w:lang w:eastAsia="ru-RU"/>
+              </w:rPr>
+              <w:t>81</w:t>
+            </w:r>
+          </w:p>
+        </w:tc>
+        <w:tc>
+          <w:tcPr>
+            <w:tcW w:w="2336" w:type="dxa"/>
+          </w:tcPr>
+          <w:p>
+            <w:pPr>
+              <w:spacing w:line="360" w:lineRule="auto"/>
+              <w:jc w:val="center"/>
+              <w:rPr>
+                <w:noProof/>
+                <w:lang w:eastAsia="ru-RU"/>
+              </w:rPr>
+            </w:pPr>
+            <w:r>
+              <w:rPr>
+                <w:noProof/>
+                <w:lang w:eastAsia="ru-RU"/>
+              </w:rPr>
+              <w:t>81</w:t>
+            </w:r>
+          </w:p>
+        </w:tc>
+        <w:tc>
+          <w:tcPr>
+            <w:tcW w:w="2337" w:type="dxa"/>
+          </w:tcPr>
+          <w:p>
+            <w:pPr>
+              <w:spacing w:line="360" w:lineRule="auto"/>
+              <w:jc w:val="center"/>
+              <w:rPr>
+                <w:noProof/>
+                <w:lang w:eastAsia="ru-RU"/>
+              </w:rPr>
+            </w:pPr>
+            <w:r>
+              <w:rPr>
+                <w:noProof/>
+                <w:lang w:eastAsia="ru-RU"/>
+              </w:rPr>
+              <w:t>+</w:t>
+            </w:r>
+          </w:p>
+        </w:tc>
+      </w:tr>
+    </w:tbl>
+    <w:p>
+      <w:pPr>
+        <w:spacing w:line="360" w:lineRule="auto"/>
+        <w:jc w:val="center"/>
+        <w:rPr>
+          <w:noProof/>
+          <w:lang w:eastAsia="ru-RU"/>
+        </w:rPr>
+      </w:pPr>
+    </w:p>
+    <w:p>
+      <w:pPr>
+        <w:spacing w:line="360" w:lineRule="auto"/>
+        <w:jc w:val="center"/>
+        <w:rPr>
+          <w:noProof/>
+          <w:lang w:eastAsia="ru-RU"/>
+        </w:rPr>
+      </w:pPr>
+      <w:r>
+        <w:rPr>
+          <w:noProof/>
+          <w:lang w:eastAsia="ru-RU"/>
+        </w:rPr>
+        <w:drawing>
+          <wp:inline distT="0" distB="0" distL="0" distR="0" wp14:anchorId="0FB39563" wp14:editId="48AFFD7F">
+            <wp:extent cx="5838095" cy="2514286"/>
+            <wp:effectExtent l="0" t="0" r="0" b="635"/>
+            <wp:docPr id="7" name="Рисунок 7"/>
+            <wp:cNvGraphicFramePr>
+              <a:graphicFrameLocks xmlns:a="http://schemas.openxmlformats.org/drawingml/2006/main" noChangeAspect="1"/>
+            </wp:cNvGraphicFramePr>
+            <a:graphic xmlns:a="http://schemas.openxmlformats.org/drawingml/2006/main">
+              <a:graphicData uri="http://schemas.openxmlformats.org/drawingml/2006/picture">
+                <pic:pic xmlns:pic="http://schemas.openxmlformats.org/drawingml/2006/picture">
+                  <pic:nvPicPr>
+                    <pic:cNvPr id="1" name=""/>
+                    <pic:cNvPicPr/>
+                  </pic:nvPicPr>
+                  <pic:blipFill>
+                    <a:blip r:embed="rId8"/>
+                    <a:stretch>
+                      <a:fillRect/>
+                    </a:stretch>
+                  </pic:blipFill>
+                  <pic:spPr>
+                    <a:xfrm>
+                      <a:off x="0" y="0"/>
+                      <a:ext cx="5838095" cy="2514286"/>
+                    </a:xfrm>
+                    <a:prstGeom prst="rect">
+                      <a:avLst/>
+                    </a:prstGeom>
+                  </pic:spPr>
+                </pic:pic>
+              </a:graphicData>
+            </a:graphic>
+          </wp:inline>
+        </w:drawing>
+      </w:r>
+    </w:p>
+    <w:p>
+      <w:pPr>
+        <w:spacing w:line="360" w:lineRule="auto"/>
+        <w:jc w:val="center"/>
+        <w:rPr>
+          <w:noProof/>
+          <w:lang w:eastAsia="ru-RU"/>
+        </w:rPr>
+      </w:pPr>
+    </w:p>
+    <w:p>
+      <w:pPr>
+        <w:spacing w:line="360" w:lineRule="auto"/>
+        <w:jc w:val="center"/>
+        <w:rPr>
+          <w:noProof/>
+          <w:lang w:eastAsia="ru-RU"/>
+        </w:rPr>
+      </w:pPr>
+      <w:r>
+        <w:rPr>
+          <w:noProof/>
+          <w:lang w:eastAsia="ru-RU"/>
+        </w:rPr>
+        <w:drawing>
+          <wp:inline distT="0" distB="0" distL="0" distR="0" wp14:anchorId="60888C26" wp14:editId="4191658B">
+            <wp:extent cx="5715000" cy="2419350"/>
+            <wp:effectExtent l="0" t="0" r="0" b="0"/>
+            <wp:docPr id="6" name="Рисунок 6"/>
+            <wp:cNvGraphicFramePr>
+              <a:graphicFrameLocks xmlns:a="http://schemas.openxmlformats.org/drawingml/2006/main" noChangeAspect="1"/>
+            </wp:cNvGraphicFramePr>
+            <a:graphic xmlns:a="http://schemas.openxmlformats.org/drawingml/2006/main">
+              <a:graphicData uri="http://schemas.openxmlformats.org/drawingml/2006/picture">
+                <pic:pic xmlns:pic="http://schemas.openxmlformats.org/drawingml/2006/picture">
+                  <pic:nvPicPr>
+                    <pic:cNvPr id="1" name=""/>
+                    <pic:cNvPicPr/>
+                  </pic:nvPicPr>
+                  <pic:blipFill>
+                    <a:blip r:embed="rId9"/>
+                    <a:stretch>
+                      <a:fillRect/>
+                    </a:stretch>
+                  </pic:blipFill>
+                  <pic:spPr>
+                    <a:xfrm>
+                      <a:off x="0" y="0"/>
+                      <a:ext cx="5715000" cy="2419350"/>
+                    </a:xfrm>
+                    <a:prstGeom prst="rect">
+                      <a:avLst/>
+                    </a:prstGeom>
+                  </pic:spPr>
+                </pic:pic>
+              </a:graphicData>
+            </a:graphic>
+          </wp:inline>
+        </w:drawing>
+      </w:r>
+    </w:p>
+    <w:p>
+      <w:pPr>
+        <w:spacing w:line="360" w:lineRule="auto"/>
+        <w:jc w:val="center"/>
+        <w:rPr>
+          <w:noProof/>
+          <w:lang w:eastAsia="ru-RU"/>
+        </w:rPr>
+      </w:pPr>
+      <w:r>
+        <w:rPr>
+          <w:noProof/>
+          <w:lang w:eastAsia="ru-RU"/>
+        </w:rPr>
+        <w:lastRenderedPageBreak/>
+        <w:drawing>
+          <wp:inline distT="0" distB="0" distL="0" distR="0" wp14:anchorId="1E09EB0F" wp14:editId="68884F54">
+            <wp:extent cx="5940425" cy="2557780"/>
+            <wp:effectExtent l="0" t="0" r="3175" b="0"/>
+            <wp:docPr id="8" name="Рисунок 8"/>
+            <wp:cNvGraphicFramePr>
+              <a:graphicFrameLocks xmlns:a="http://schemas.openxmlformats.org/drawingml/2006/main" noChangeAspect="1"/>
+            </wp:cNvGraphicFramePr>
+            <a:graphic xmlns:a="http://schemas.openxmlformats.org/drawingml/2006/main">
+              <a:graphicData uri="http://schemas.openxmlformats.org/drawingml/2006/picture">
+                <pic:pic xmlns:pic="http://schemas.openxmlformats.org/drawingml/2006/picture">
+                  <pic:nvPicPr>
+                    <pic:cNvPr id="1" name=""/>
+                    <pic:cNvPicPr/>
+                  </pic:nvPicPr>
+                  <pic:blipFill>
+                    <a:blip r:embed="rId10"/>
+                    <a:stretch>
+                      <a:fillRect/>
+                    </a:stretch>
+                  </pic:blipFill>
+                  <pic:spPr>
+                    <a:xfrm>
+                      <a:off x="0" y="0"/>
+                      <a:ext cx="5940425" cy="2557780"/>
+                    </a:xfrm>
+                    <a:prstGeom prst="rect">
+                      <a:avLst/>
+                    </a:prstGeom>
+                  </pic:spPr>
+                </pic:pic>
+              </a:graphicData>
+            </a:graphic>
+          </wp:inline>
+        </w:drawing>
+      </w:r>
+    </w:p>
+    <w:p>
+      <w:pPr>
+        <w:spacing w:line="360" w:lineRule="auto"/>
+        <w:jc w:val="center"/>
+        <w:rPr>
+          <w:noProof/>
+          <w:lang w:eastAsia="ru-RU"/>
+        </w:rPr>
+      </w:pPr>
+      <w:r>
+        <w:rPr>
+          <w:noProof/>
+          <w:lang w:eastAsia="ru-RU"/>
+        </w:rPr>
+        <w:drawing>
+          <wp:inline distT="0" distB="0" distL="0" distR="0" wp14:anchorId="1238B9E9" wp14:editId="70D594E8">
+            <wp:extent cx="5762625" cy="2362200"/>
+            <wp:effectExtent l="0" t="0" r="9525" b="0"/>
+            <wp:docPr id="9" name="Рисунок 9"/>
+            <wp:cNvGraphicFramePr>
+              <a:graphicFrameLocks xmlns:a="http://schemas.openxmlformats.org/drawingml/2006/main" noChangeAspect="1"/>
+            </wp:cNvGraphicFramePr>
+            <a:graphic xmlns:a="http://schemas.openxmlformats.org/drawingml/2006/main">
+              <a:graphicData uri="http://schemas.openxmlformats.org/drawingml/2006/picture">
+                <pic:pic xmlns:pic="http://schemas.openxmlformats.org/drawingml/2006/picture">
+                  <pic:nvPicPr>
+                    <pic:cNvPr id="1" name=""/>
+                    <pic:cNvPicPr/>
+                  </pic:nvPicPr>
+                  <pic:blipFill>
+                    <a:blip r:embed="rId11"/>
+                    <a:stretch>
+                      <a:fillRect/>
+                    </a:stretch>
+                  </pic:blipFill>
+                  <pic:spPr>
+                    <a:xfrm>
+                      <a:off x="0" y="0"/>
+                      <a:ext cx="5762625" cy="2362200"/>
+                    </a:xfrm>
+                    <a:prstGeom prst="rect">
+                      <a:avLst/>
+                    </a:prstGeom>
+                  </pic:spPr>
+                </pic:pic>
+              </a:graphicData>
+            </a:graphic>
+          </wp:inline>
+        </w:drawing>
+      </w:r>
+    </w:p>
+    <w:p>
+      <w:pPr>
+        <w:spacing w:line="360" w:lineRule="auto"/>
+        <w:jc w:val="center"/>
+        <w:rPr>
+          <w:noProof/>
+          <w:lang w:eastAsia="ru-RU"/>
+        </w:rPr>
+      </w:pPr>
+      <w:r>
+        <w:rPr>
+          <w:noProof/>
+          <w:lang w:eastAsia="ru-RU"/>
+        </w:rPr>
+        <w:drawing>
+          <wp:inline distT="0" distB="0" distL="0" distR="0" wp14:anchorId="1EBFD1AE" wp14:editId="6CF33CCD">
+            <wp:extent cx="5734050" cy="2362200"/>
+            <wp:effectExtent l="0" t="0" r="0" b="0"/>
+            <wp:docPr id="10" name="Рисунок 10"/>
+            <wp:cNvGraphicFramePr>
+              <a:graphicFrameLocks xmlns:a="http://schemas.openxmlformats.org/drawingml/2006/main" noChangeAspect="1"/>
+            </wp:cNvGraphicFramePr>
+            <a:graphic xmlns:a="http://schemas.openxmlformats.org/drawingml/2006/main">
+              <a:graphicData uri="http://schemas.openxmlformats.org/drawingml/2006/picture">
+                <pic:pic xmlns:pic="http://schemas.openxmlformats.org/drawingml/2006/picture">
+                  <pic:nvPicPr>
+                    <pic:cNvPr id="1" name=""/>
+                    <pic:cNvPicPr/>
+                  </pic:nvPicPr>
+                  <pic:blipFill>
+                    <a:blip r:embed="rId12"/>
+                    <a:stretch>
+                      <a:fillRect/>
+                    </a:stretch>
+                  </pic:blipFill>
+                  <pic:spPr>
+                    <a:xfrm>
+                      <a:off x="0" y="0"/>
+                      <a:ext cx="5734050" cy="2362200"/>
+                    </a:xfrm>
+                    <a:prstGeom prst="rect">
+                      <a:avLst/>
+                    </a:prstGeom>
+                  </pic:spPr>
+                </pic:pic>
+              </a:graphicData>
+            </a:graphic>
+          </wp:inline>
+        </w:drawing>
+      </w:r>
+    </w:p>
+    <w:p>
+      <w:pPr>
+        <w:spacing w:line="360" w:lineRule="auto"/>
+        <w:jc w:val="center"/>
+        <w:rPr>
+          <w:noProof/>
+          <w:lang w:eastAsia="ru-RU"/>
+        </w:rPr>
+      </w:pPr>
+    </w:p>
+    <w:p>
+      <w:pPr>
+        <w:spacing w:line="360" w:lineRule="auto"/>
+        <w:jc w:val="center"/>
+        <w:rPr>
+          <w:noProof/>
+          <w:lang w:eastAsia="ru-RU"/>
+        </w:rPr>
+      </w:pPr>
+    </w:p>
+    <w:p>
+      <w:pPr>
+        <w:spacing w:line="360" w:lineRule="auto"/>
+        <w:jc w:val="center"/>
+        <w:rPr>
+          <w:noProof/>
+          <w:lang w:eastAsia="ru-RU"/>
+        </w:rPr>
+      </w:pPr>
+    </w:p>
+    <w:p>
+      <w:pPr>
+        <w:spacing w:line="360" w:lineRule="auto"/>
+        <w:jc w:val="center"/>
+        <w:rPr>
+          <w:noProof/>
+          <w:lang w:eastAsia="ru-RU"/>
+        </w:rPr>
+      </w:pPr>
+    </w:p>
+    <w:p>
+      <w:pPr>
+        <w:spacing w:line="360" w:lineRule="auto"/>
+        <w:jc w:val="both"/>
+        <w:rPr>
+          <w:noProof/>
+          <w:lang w:eastAsia="ru-RU"/>
+        </w:rPr>
+      </w:pPr>
+      <w:r>
+        <w:rPr>
+          <w:noProof/>
+          <w:lang w:eastAsia="ru-RU"/>
+        </w:rPr>
+        <w:lastRenderedPageBreak/>
+        <w:t>Тест программы 2:</w:t>
+      </w:r>
       <w:bookmarkStart w:id="0" w:name="_GoBack"/>
       <w:bookmarkEnd w:id="0"/>
+    </w:p>
+    <w:tbl>
+      <w:tblPr>
+        <w:tblStyle w:val="a3"/>
+        <w:tblW w:w="0" w:type="auto"/>
+        <w:tblLook w:val="04A0" w:firstRow="1" w:lastRow="0" w:firstColumn="1" w:lastColumn="0" w:noHBand="0" w:noVBand="1"/>
+      </w:tblPr>
+      <w:tblGrid>
+        <w:gridCol w:w="2336"/>
+        <w:gridCol w:w="2336"/>
+        <w:gridCol w:w="2336"/>
+        <w:gridCol w:w="2337"/>
+      </w:tblGrid>
+      <w:tr>
+        <w:tc>
+          <w:tcPr>
+            <w:tcW w:w="2336" w:type="dxa"/>
+          </w:tcPr>
+          <w:p>
+            <w:pPr>
+              <w:spacing w:line="360" w:lineRule="auto"/>
+              <w:jc w:val="center"/>
+              <w:rPr>
+                <w:noProof/>
+                <w:lang w:eastAsia="ru-RU"/>
+              </w:rPr>
+            </w:pPr>
+            <w:r>
+              <w:rPr>
+                <w:noProof/>
+                <w:lang w:eastAsia="ru-RU"/>
+              </w:rPr>
+              <w:t>Входные данные</w:t>
+            </w:r>
+          </w:p>
+        </w:tc>
+        <w:tc>
+          <w:tcPr>
+            <w:tcW w:w="2336" w:type="dxa"/>
+          </w:tcPr>
+          <w:p>
+            <w:pPr>
+              <w:spacing w:line="360" w:lineRule="auto"/>
+              <w:jc w:val="center"/>
+              <w:rPr>
+                <w:noProof/>
+                <w:lang w:eastAsia="ru-RU"/>
+              </w:rPr>
+            </w:pPr>
+            <w:r>
+              <w:rPr>
+                <w:noProof/>
+                <w:lang w:eastAsia="ru-RU"/>
+              </w:rPr>
+              <w:t>Ожидаемый результат</w:t>
+            </w:r>
+          </w:p>
+        </w:tc>
+        <w:tc>
+          <w:tcPr>
+            <w:tcW w:w="2336" w:type="dxa"/>
+          </w:tcPr>
+          <w:p>
+            <w:pPr>
+              <w:spacing w:line="360" w:lineRule="auto"/>
+              <w:jc w:val="center"/>
+              <w:rPr>
+                <w:noProof/>
+                <w:lang w:eastAsia="ru-RU"/>
+              </w:rPr>
+            </w:pPr>
+            <w:r>
+              <w:rPr>
+                <w:noProof/>
+                <w:lang w:eastAsia="ru-RU"/>
+              </w:rPr>
+              <w:t>Фактический результат</w:t>
+            </w:r>
+          </w:p>
+        </w:tc>
+        <w:tc>
+          <w:tcPr>
+            <w:tcW w:w="2337" w:type="dxa"/>
+          </w:tcPr>
+          <w:p>
+            <w:pPr>
+              <w:spacing w:line="360" w:lineRule="auto"/>
+              <w:jc w:val="center"/>
+              <w:rPr>
+                <w:noProof/>
+                <w:lang w:eastAsia="ru-RU"/>
+              </w:rPr>
+            </w:pPr>
+            <w:r>
+              <w:rPr>
+                <w:noProof/>
+                <w:lang w:eastAsia="ru-RU"/>
+              </w:rPr>
+              <w:t>соответствие</w:t>
+            </w:r>
+          </w:p>
+        </w:tc>
+      </w:tr>
+      <w:tr>
+        <w:tc>
+          <w:tcPr>
+            <w:tcW w:w="2336" w:type="dxa"/>
+          </w:tcPr>
+          <w:p>
+            <w:pPr>
+              <w:spacing w:line="360" w:lineRule="auto"/>
+              <w:jc w:val="center"/>
+              <w:rPr>
+                <w:noProof/>
+                <w:lang w:eastAsia="ru-RU"/>
+              </w:rPr>
+            </w:pPr>
+            <w:r>
+              <w:rPr>
+                <w:noProof/>
+                <w:lang w:eastAsia="ru-RU"/>
+              </w:rPr>
+              <w:t xml:space="preserve">1 2 </w:t>
+            </w:r>
+          </w:p>
+          <w:p>
+            <w:pPr>
+              <w:spacing w:line="360" w:lineRule="auto"/>
+              <w:jc w:val="center"/>
+              <w:rPr>
+                <w:noProof/>
+                <w:lang w:eastAsia="ru-RU"/>
+              </w:rPr>
+            </w:pPr>
+            <w:r>
+              <w:rPr>
+                <w:noProof/>
+                <w:lang w:eastAsia="ru-RU"/>
+              </w:rPr>
+              <w:t>3 4</w:t>
+            </w:r>
+          </w:p>
+        </w:tc>
+        <w:tc>
+          <w:tcPr>
+            <w:tcW w:w="2336" w:type="dxa"/>
+          </w:tcPr>
+          <w:p>
+            <w:pPr>
+              <w:spacing w:line="360" w:lineRule="auto"/>
+              <w:jc w:val="center"/>
+              <w:rPr>
+                <w:noProof/>
+                <w:lang w:eastAsia="ru-RU"/>
+              </w:rPr>
+            </w:pPr>
+            <w:r>
+              <w:rPr>
+                <w:noProof/>
+                <w:lang w:eastAsia="ru-RU"/>
+              </w:rPr>
+              <w:t>1 3</w:t>
+            </w:r>
+          </w:p>
+          <w:p>
+            <w:pPr>
+              <w:spacing w:line="360" w:lineRule="auto"/>
+              <w:jc w:val="center"/>
+              <w:rPr>
+                <w:noProof/>
+                <w:lang w:eastAsia="ru-RU"/>
+              </w:rPr>
+            </w:pPr>
+            <w:r>
+              <w:rPr>
+                <w:noProof/>
+                <w:lang w:eastAsia="ru-RU"/>
+              </w:rPr>
+              <w:t>2 4</w:t>
+            </w:r>
+          </w:p>
+        </w:tc>
+        <w:tc>
+          <w:tcPr>
+            <w:tcW w:w="2336" w:type="dxa"/>
+          </w:tcPr>
+          <w:p>
+            <w:pPr>
+              <w:spacing w:line="360" w:lineRule="auto"/>
+              <w:jc w:val="center"/>
+              <w:rPr>
+                <w:noProof/>
+                <w:lang w:eastAsia="ru-RU"/>
+              </w:rPr>
+            </w:pPr>
+            <w:r>
+              <w:rPr>
+                <w:noProof/>
+                <w:lang w:eastAsia="ru-RU"/>
+              </w:rPr>
+              <w:t>1 3</w:t>
+            </w:r>
+          </w:p>
+          <w:p>
+            <w:pPr>
+              <w:spacing w:line="360" w:lineRule="auto"/>
+              <w:jc w:val="center"/>
+              <w:rPr>
+                <w:noProof/>
+                <w:lang w:eastAsia="ru-RU"/>
+              </w:rPr>
+            </w:pPr>
+            <w:r>
+              <w:rPr>
+                <w:noProof/>
+                <w:lang w:eastAsia="ru-RU"/>
+              </w:rPr>
+              <w:t>2 4</w:t>
+            </w:r>
+          </w:p>
+        </w:tc>
+        <w:tc>
+          <w:tcPr>
+            <w:tcW w:w="2337" w:type="dxa"/>
+          </w:tcPr>
+          <w:p>
+            <w:pPr>
+              <w:spacing w:line="360" w:lineRule="auto"/>
+              <w:jc w:val="center"/>
+              <w:rPr>
+                <w:noProof/>
+                <w:lang w:eastAsia="ru-RU"/>
+              </w:rPr>
+            </w:pPr>
+            <w:r>
+              <w:rPr>
+                <w:noProof/>
+                <w:lang w:eastAsia="ru-RU"/>
+              </w:rPr>
+              <w:t>+</w:t>
+            </w:r>
+          </w:p>
+        </w:tc>
+      </w:tr>
+      <w:tr>
+        <w:tc>
+          <w:tcPr>
+            <w:tcW w:w="2336" w:type="dxa"/>
+          </w:tcPr>
+          <w:p>
+            <w:pPr>
+              <w:spacing w:line="360" w:lineRule="auto"/>
+              <w:jc w:val="center"/>
+              <w:rPr>
+                <w:noProof/>
+                <w:lang w:eastAsia="ru-RU"/>
+              </w:rPr>
+            </w:pPr>
+            <w:r>
+              <w:rPr>
+                <w:noProof/>
+                <w:lang w:eastAsia="ru-RU"/>
+              </w:rPr>
+              <w:t xml:space="preserve">1 2 </w:t>
+            </w:r>
+          </w:p>
+          <w:p>
+            <w:pPr>
+              <w:spacing w:line="360" w:lineRule="auto"/>
+              <w:jc w:val="center"/>
+              <w:rPr>
+                <w:noProof/>
+                <w:lang w:eastAsia="ru-RU"/>
+              </w:rPr>
+            </w:pPr>
+            <w:r>
+              <w:rPr>
+                <w:noProof/>
+                <w:lang w:eastAsia="ru-RU"/>
+              </w:rPr>
+              <w:t xml:space="preserve">5 6 </w:t>
+            </w:r>
+          </w:p>
+        </w:tc>
+        <w:tc>
+          <w:tcPr>
+            <w:tcW w:w="2336" w:type="dxa"/>
+          </w:tcPr>
+          <w:p>
+            <w:pPr>
+              <w:spacing w:line="360" w:lineRule="auto"/>
+              <w:jc w:val="center"/>
+              <w:rPr>
+                <w:noProof/>
+                <w:lang w:eastAsia="ru-RU"/>
+              </w:rPr>
+            </w:pPr>
+            <w:r>
+              <w:rPr>
+                <w:noProof/>
+                <w:lang w:eastAsia="ru-RU"/>
+              </w:rPr>
+              <w:t>1 5</w:t>
+            </w:r>
+          </w:p>
+          <w:p>
+            <w:pPr>
+              <w:spacing w:line="360" w:lineRule="auto"/>
+              <w:jc w:val="center"/>
+              <w:rPr>
+                <w:noProof/>
+                <w:lang w:eastAsia="ru-RU"/>
+              </w:rPr>
+            </w:pPr>
+            <w:r>
+              <w:rPr>
+                <w:noProof/>
+                <w:lang w:eastAsia="ru-RU"/>
+              </w:rPr>
+              <w:t>2 6</w:t>
+            </w:r>
+          </w:p>
+        </w:tc>
+        <w:tc>
+          <w:tcPr>
+            <w:tcW w:w="2336" w:type="dxa"/>
+          </w:tcPr>
+          <w:p>
+            <w:pPr>
+              <w:spacing w:line="360" w:lineRule="auto"/>
+              <w:jc w:val="center"/>
+              <w:rPr>
+                <w:noProof/>
+                <w:lang w:eastAsia="ru-RU"/>
+              </w:rPr>
+            </w:pPr>
+            <w:r>
+              <w:rPr>
+                <w:noProof/>
+                <w:lang w:eastAsia="ru-RU"/>
+              </w:rPr>
+              <w:t>1 5</w:t>
+            </w:r>
+          </w:p>
+          <w:p>
+            <w:pPr>
+              <w:spacing w:line="360" w:lineRule="auto"/>
+              <w:jc w:val="center"/>
+              <w:rPr>
+                <w:noProof/>
+                <w:lang w:eastAsia="ru-RU"/>
+              </w:rPr>
+            </w:pPr>
+            <w:r>
+              <w:rPr>
+                <w:noProof/>
+                <w:lang w:eastAsia="ru-RU"/>
+              </w:rPr>
+              <w:t>2 6</w:t>
+            </w:r>
+          </w:p>
+        </w:tc>
+        <w:tc>
+          <w:tcPr>
+            <w:tcW w:w="2337" w:type="dxa"/>
+          </w:tcPr>
+          <w:p>
+            <w:pPr>
+              <w:spacing w:line="360" w:lineRule="auto"/>
+              <w:jc w:val="center"/>
+              <w:rPr>
+                <w:noProof/>
+                <w:lang w:eastAsia="ru-RU"/>
+              </w:rPr>
+            </w:pPr>
+            <w:r>
+              <w:rPr>
+                <w:noProof/>
+                <w:lang w:eastAsia="ru-RU"/>
+              </w:rPr>
+              <w:t>+</w:t>
+            </w:r>
+          </w:p>
+        </w:tc>
+      </w:tr>
+      <w:tr>
+        <w:tc>
+          <w:tcPr>
+            <w:tcW w:w="2336" w:type="dxa"/>
+          </w:tcPr>
+          <w:p>
+            <w:pPr>
+              <w:spacing w:line="360" w:lineRule="auto"/>
+              <w:jc w:val="center"/>
+              <w:rPr>
+                <w:noProof/>
+                <w:lang w:eastAsia="ru-RU"/>
+              </w:rPr>
+            </w:pPr>
+            <w:r>
+              <w:rPr>
+                <w:noProof/>
+                <w:lang w:eastAsia="ru-RU"/>
+              </w:rPr>
+              <w:t>1 2 3 4</w:t>
+            </w:r>
+          </w:p>
+          <w:p>
+            <w:pPr>
+              <w:spacing w:line="360" w:lineRule="auto"/>
+              <w:jc w:val="center"/>
+              <w:rPr>
+                <w:noProof/>
+                <w:lang w:eastAsia="ru-RU"/>
+              </w:rPr>
+            </w:pPr>
+            <w:r>
+              <w:rPr>
+                <w:noProof/>
+                <w:lang w:eastAsia="ru-RU"/>
+              </w:rPr>
+              <w:t>5 6 7 8</w:t>
+            </w:r>
+          </w:p>
+          <w:p>
+            <w:pPr>
+              <w:spacing w:line="360" w:lineRule="auto"/>
+              <w:jc w:val="center"/>
+              <w:rPr>
+                <w:noProof/>
+                <w:lang w:eastAsia="ru-RU"/>
+              </w:rPr>
+            </w:pPr>
+            <w:r>
+              <w:rPr>
+                <w:noProof/>
+                <w:lang w:eastAsia="ru-RU"/>
+              </w:rPr>
+              <w:t>9 10 11 12</w:t>
+            </w:r>
+          </w:p>
+          <w:p>
+            <w:pPr>
+              <w:spacing w:line="360" w:lineRule="auto"/>
+              <w:jc w:val="center"/>
+              <w:rPr>
+                <w:noProof/>
+                <w:lang w:eastAsia="ru-RU"/>
+              </w:rPr>
+            </w:pPr>
+            <w:r>
+              <w:rPr>
+                <w:noProof/>
+                <w:lang w:eastAsia="ru-RU"/>
+              </w:rPr>
+              <w:t>13 14 15 16</w:t>
+            </w:r>
+          </w:p>
+        </w:tc>
+        <w:tc>
+          <w:tcPr>
+            <w:tcW w:w="2336" w:type="dxa"/>
+          </w:tcPr>
+          <w:p>
+            <w:pPr>
+              <w:spacing w:line="360" w:lineRule="auto"/>
+              <w:jc w:val="center"/>
+              <w:rPr>
+                <w:noProof/>
+                <w:lang w:eastAsia="ru-RU"/>
+              </w:rPr>
+            </w:pPr>
+            <w:r>
+              <w:rPr>
+                <w:noProof/>
+                <w:lang w:eastAsia="ru-RU"/>
+              </w:rPr>
+              <w:t>1 2 9 10</w:t>
+            </w:r>
+          </w:p>
+          <w:p>
+            <w:pPr>
+              <w:spacing w:line="360" w:lineRule="auto"/>
+              <w:jc w:val="center"/>
+              <w:rPr>
+                <w:noProof/>
+                <w:lang w:eastAsia="ru-RU"/>
+              </w:rPr>
+            </w:pPr>
+            <w:r>
+              <w:rPr>
+                <w:noProof/>
+                <w:lang w:eastAsia="ru-RU"/>
+              </w:rPr>
+              <w:t>5 6 13 14</w:t>
+            </w:r>
+          </w:p>
+          <w:p>
+            <w:pPr>
+              <w:spacing w:line="360" w:lineRule="auto"/>
+              <w:jc w:val="center"/>
+              <w:rPr>
+                <w:noProof/>
+                <w:lang w:eastAsia="ru-RU"/>
+              </w:rPr>
+            </w:pPr>
+            <w:r>
+              <w:rPr>
+                <w:noProof/>
+                <w:lang w:eastAsia="ru-RU"/>
+              </w:rPr>
+              <w:t>3 4 11 12</w:t>
+            </w:r>
+          </w:p>
+          <w:p>
+            <w:pPr>
+              <w:spacing w:line="360" w:lineRule="auto"/>
+              <w:jc w:val="center"/>
+              <w:rPr>
+                <w:noProof/>
+                <w:lang w:eastAsia="ru-RU"/>
+              </w:rPr>
+            </w:pPr>
+            <w:r>
+              <w:rPr>
+                <w:noProof/>
+                <w:lang w:eastAsia="ru-RU"/>
+              </w:rPr>
+              <w:t>7 8 15 16</w:t>
+            </w:r>
+          </w:p>
+        </w:tc>
+        <w:tc>
+          <w:tcPr>
+            <w:tcW w:w="2336" w:type="dxa"/>
+          </w:tcPr>
+          <w:p>
+            <w:pPr>
+              <w:spacing w:line="360" w:lineRule="auto"/>
+              <w:jc w:val="center"/>
+              <w:rPr>
+                <w:noProof/>
+                <w:lang w:eastAsia="ru-RU"/>
+              </w:rPr>
+            </w:pPr>
+            <w:r>
+              <w:rPr>
+                <w:noProof/>
+                <w:lang w:eastAsia="ru-RU"/>
+              </w:rPr>
+              <w:t>1 2 9 10</w:t>
+            </w:r>
+          </w:p>
+          <w:p>
+            <w:pPr>
+              <w:spacing w:line="360" w:lineRule="auto"/>
+              <w:jc w:val="center"/>
+              <w:rPr>
+                <w:noProof/>
+                <w:lang w:eastAsia="ru-RU"/>
+              </w:rPr>
+            </w:pPr>
+            <w:r>
+              <w:rPr>
+                <w:noProof/>
+                <w:lang w:eastAsia="ru-RU"/>
+              </w:rPr>
+              <w:t>5 6 13 14</w:t>
+            </w:r>
+          </w:p>
+          <w:p>
+            <w:pPr>
+              <w:spacing w:line="360" w:lineRule="auto"/>
+              <w:jc w:val="center"/>
+              <w:rPr>
+                <w:noProof/>
+                <w:lang w:eastAsia="ru-RU"/>
+              </w:rPr>
+            </w:pPr>
+            <w:r>
+              <w:rPr>
+                <w:noProof/>
+                <w:lang w:eastAsia="ru-RU"/>
+              </w:rPr>
+              <w:t>3 4 11 12</w:t>
+            </w:r>
+          </w:p>
+          <w:p>
+            <w:pPr>
+              <w:spacing w:line="360" w:lineRule="auto"/>
+              <w:jc w:val="center"/>
+              <w:rPr>
+                <w:noProof/>
+                <w:lang w:eastAsia="ru-RU"/>
+              </w:rPr>
+            </w:pPr>
+            <w:r>
+              <w:rPr>
+                <w:noProof/>
+                <w:lang w:eastAsia="ru-RU"/>
+              </w:rPr>
+              <w:t>7 8 15 16</w:t>
+            </w:r>
+          </w:p>
+        </w:tc>
+        <w:tc>
+          <w:tcPr>
+            <w:tcW w:w="2337" w:type="dxa"/>
+          </w:tcPr>
+          <w:p>
+            <w:pPr>
+              <w:spacing w:line="360" w:lineRule="auto"/>
+              <w:jc w:val="center"/>
+              <w:rPr>
+                <w:noProof/>
+                <w:lang w:eastAsia="ru-RU"/>
+              </w:rPr>
+            </w:pPr>
+            <w:r>
+              <w:rPr>
+                <w:noProof/>
+                <w:lang w:eastAsia="ru-RU"/>
+              </w:rPr>
+              <w:t>+</w:t>
+            </w:r>
+          </w:p>
+        </w:tc>
+      </w:tr>
+      <w:tr>
+        <w:tc>
+          <w:tcPr>
+            <w:tcW w:w="2336" w:type="dxa"/>
+          </w:tcPr>
+          <w:p>
+            <w:pPr>
+              <w:spacing w:line="360" w:lineRule="auto"/>
+              <w:jc w:val="center"/>
+              <w:rPr>
+                <w:noProof/>
+                <w:lang w:eastAsia="ru-RU"/>
+              </w:rPr>
+            </w:pPr>
+            <w:r>
+              <w:rPr>
+                <w:noProof/>
+                <w:lang w:eastAsia="ru-RU"/>
+              </w:rPr>
+              <w:t>0 1</w:t>
+            </w:r>
+          </w:p>
+          <w:p>
+            <w:pPr>
+              <w:spacing w:line="360" w:lineRule="auto"/>
+              <w:jc w:val="center"/>
+              <w:rPr>
+                <w:noProof/>
+                <w:lang w:eastAsia="ru-RU"/>
+              </w:rPr>
+            </w:pPr>
+            <w:r>
+              <w:rPr>
+                <w:noProof/>
+                <w:lang w:eastAsia="ru-RU"/>
+              </w:rPr>
+              <w:t>1 0</w:t>
+            </w:r>
+          </w:p>
+        </w:tc>
+        <w:tc>
+          <w:tcPr>
+            <w:tcW w:w="2336" w:type="dxa"/>
+          </w:tcPr>
+          <w:p>
+            <w:pPr>
+              <w:spacing w:line="360" w:lineRule="auto"/>
+              <w:jc w:val="center"/>
+              <w:rPr>
+                <w:noProof/>
+                <w:lang w:eastAsia="ru-RU"/>
+              </w:rPr>
+            </w:pPr>
+            <w:r>
+              <w:rPr>
+                <w:noProof/>
+                <w:lang w:eastAsia="ru-RU"/>
+              </w:rPr>
+              <w:t>0 1</w:t>
+            </w:r>
+          </w:p>
+          <w:p>
+            <w:pPr>
+              <w:spacing w:line="360" w:lineRule="auto"/>
+              <w:jc w:val="center"/>
+              <w:rPr>
+                <w:noProof/>
+                <w:lang w:eastAsia="ru-RU"/>
+              </w:rPr>
+            </w:pPr>
+            <w:r>
+              <w:rPr>
+                <w:noProof/>
+                <w:lang w:eastAsia="ru-RU"/>
+              </w:rPr>
+              <w:t>1 0</w:t>
+            </w:r>
+          </w:p>
+        </w:tc>
+        <w:tc>
+          <w:tcPr>
+            <w:tcW w:w="2336" w:type="dxa"/>
+          </w:tcPr>
+          <w:p>
+            <w:pPr>
+              <w:spacing w:line="360" w:lineRule="auto"/>
+              <w:jc w:val="center"/>
+              <w:rPr>
+                <w:noProof/>
+                <w:lang w:eastAsia="ru-RU"/>
+              </w:rPr>
+            </w:pPr>
+            <w:r>
+              <w:rPr>
+                <w:noProof/>
+                <w:lang w:eastAsia="ru-RU"/>
+              </w:rPr>
+              <w:t>0 1</w:t>
+            </w:r>
+          </w:p>
+          <w:p>
+            <w:pPr>
+              <w:spacing w:line="360" w:lineRule="auto"/>
+              <w:jc w:val="center"/>
+              <w:rPr>
+                <w:noProof/>
+                <w:lang w:eastAsia="ru-RU"/>
+              </w:rPr>
+            </w:pPr>
+            <w:r>
+              <w:rPr>
+                <w:noProof/>
+                <w:lang w:eastAsia="ru-RU"/>
+              </w:rPr>
+              <w:t>1 0</w:t>
+            </w:r>
+          </w:p>
+        </w:tc>
+        <w:tc>
+          <w:tcPr>
+            <w:tcW w:w="2337" w:type="dxa"/>
+          </w:tcPr>
+          <w:p>
+            <w:pPr>
+              <w:spacing w:line="360" w:lineRule="auto"/>
+              <w:jc w:val="center"/>
+              <w:rPr>
+                <w:noProof/>
+                <w:lang w:eastAsia="ru-RU"/>
+              </w:rPr>
+            </w:pPr>
+            <w:r>
+              <w:rPr>
+                <w:noProof/>
+                <w:lang w:eastAsia="ru-RU"/>
+              </w:rPr>
+              <w:t>+</w:t>
+            </w:r>
+          </w:p>
+        </w:tc>
+      </w:tr>
+      <w:tr>
+        <w:tc>
+          <w:tcPr>
+            <w:tcW w:w="2336" w:type="dxa"/>
+          </w:tcPr>
+          <w:p>
+            <w:pPr>
+              <w:spacing w:line="360" w:lineRule="auto"/>
+              <w:jc w:val="center"/>
+              <w:rPr>
+                <w:noProof/>
+                <w:lang w:eastAsia="ru-RU"/>
+              </w:rPr>
+            </w:pPr>
+            <w:r>
+              <w:rPr>
+                <w:noProof/>
+                <w:lang w:eastAsia="ru-RU"/>
+              </w:rPr>
+              <w:t>1 4 2 5 2 3</w:t>
+            </w:r>
+          </w:p>
+          <w:p>
+            <w:pPr>
+              <w:spacing w:line="360" w:lineRule="auto"/>
+              <w:jc w:val="center"/>
+              <w:rPr>
+                <w:noProof/>
+                <w:lang w:eastAsia="ru-RU"/>
+              </w:rPr>
+            </w:pPr>
+            <w:r>
+              <w:rPr>
+                <w:noProof/>
+                <w:lang w:eastAsia="ru-RU"/>
+              </w:rPr>
+              <w:t>1 3 2 4 3 6</w:t>
+            </w:r>
+          </w:p>
+          <w:p>
+            <w:pPr>
+              <w:spacing w:line="360" w:lineRule="auto"/>
+              <w:jc w:val="center"/>
+              <w:rPr>
+                <w:noProof/>
+                <w:lang w:eastAsia="ru-RU"/>
+              </w:rPr>
+            </w:pPr>
+            <w:r>
+              <w:rPr>
+                <w:noProof/>
+                <w:lang w:eastAsia="ru-RU"/>
+              </w:rPr>
+              <w:t>1 6 4 2 5 3</w:t>
+            </w:r>
+          </w:p>
+          <w:p>
+            <w:pPr>
+              <w:spacing w:line="360" w:lineRule="auto"/>
+              <w:jc w:val="center"/>
+              <w:rPr>
+                <w:noProof/>
+                <w:lang w:eastAsia="ru-RU"/>
+              </w:rPr>
+            </w:pPr>
+            <w:r>
+              <w:rPr>
+                <w:noProof/>
+                <w:lang w:eastAsia="ru-RU"/>
+              </w:rPr>
+              <w:t>1 5 4 6 6 4</w:t>
+            </w:r>
+          </w:p>
+          <w:p>
+            <w:pPr>
+              <w:spacing w:line="360" w:lineRule="auto"/>
+              <w:jc w:val="center"/>
+              <w:rPr>
+                <w:noProof/>
+                <w:lang w:eastAsia="ru-RU"/>
+              </w:rPr>
+            </w:pPr>
+            <w:r>
+              <w:rPr>
+                <w:noProof/>
+                <w:lang w:eastAsia="ru-RU"/>
+              </w:rPr>
+              <w:t>4 6 3 4 8 9</w:t>
+            </w:r>
+          </w:p>
+          <w:p>
+            <w:pPr>
+              <w:spacing w:line="360" w:lineRule="auto"/>
+              <w:jc w:val="center"/>
+              <w:rPr>
+                <w:noProof/>
+                <w:lang w:eastAsia="ru-RU"/>
+              </w:rPr>
+            </w:pPr>
+            <w:r>
+              <w:rPr>
+                <w:noProof/>
+                <w:lang w:eastAsia="ru-RU"/>
+              </w:rPr>
+              <w:t>9 0 2 0 4 9</w:t>
+            </w:r>
+          </w:p>
+        </w:tc>
+        <w:tc>
+          <w:tcPr>
+            <w:tcW w:w="2336" w:type="dxa"/>
+          </w:tcPr>
+          <w:p>
+            <w:pPr>
+              <w:spacing w:line="360" w:lineRule="auto"/>
+              <w:jc w:val="center"/>
+              <w:rPr>
+                <w:noProof/>
+                <w:lang w:eastAsia="ru-RU"/>
+              </w:rPr>
+            </w:pPr>
+            <w:r>
+              <w:rPr>
+                <w:noProof/>
+                <w:lang w:eastAsia="ru-RU"/>
+              </w:rPr>
+              <w:t>1 4 1 5 4 3</w:t>
+            </w:r>
+          </w:p>
+          <w:p>
+            <w:pPr>
+              <w:spacing w:line="360" w:lineRule="auto"/>
+              <w:jc w:val="center"/>
+              <w:rPr>
+                <w:noProof/>
+                <w:lang w:eastAsia="ru-RU"/>
+              </w:rPr>
+            </w:pPr>
+            <w:r>
+              <w:rPr>
+                <w:noProof/>
+                <w:lang w:eastAsia="ru-RU"/>
+              </w:rPr>
+              <w:t>1 3 2 4 6 3</w:t>
+            </w:r>
+          </w:p>
+          <w:p>
+            <w:pPr>
+              <w:spacing w:line="360" w:lineRule="auto"/>
+              <w:jc w:val="center"/>
+              <w:rPr>
+                <w:noProof/>
+                <w:lang w:eastAsia="ru-RU"/>
+              </w:rPr>
+            </w:pPr>
+            <w:r>
+              <w:rPr>
+                <w:noProof/>
+                <w:lang w:eastAsia="ru-RU"/>
+              </w:rPr>
+              <w:t>1 6 4 9 0 2</w:t>
+            </w:r>
+          </w:p>
+          <w:p>
+            <w:pPr>
+              <w:spacing w:line="360" w:lineRule="auto"/>
+              <w:jc w:val="center"/>
+              <w:rPr>
+                <w:noProof/>
+                <w:lang w:eastAsia="ru-RU"/>
+              </w:rPr>
+            </w:pPr>
+            <w:r>
+              <w:rPr>
+                <w:noProof/>
+                <w:lang w:eastAsia="ru-RU"/>
+              </w:rPr>
+              <w:t>2 5 2 6 6 4</w:t>
+            </w:r>
+          </w:p>
+          <w:p>
+            <w:pPr>
+              <w:spacing w:line="360" w:lineRule="auto"/>
+              <w:jc w:val="center"/>
+              <w:rPr>
+                <w:noProof/>
+                <w:lang w:eastAsia="ru-RU"/>
+              </w:rPr>
+            </w:pPr>
+            <w:r>
+              <w:rPr>
+                <w:noProof/>
+                <w:lang w:eastAsia="ru-RU"/>
+              </w:rPr>
+              <w:t>4 3 6 4 8 9</w:t>
+            </w:r>
+          </w:p>
+          <w:p>
+            <w:pPr>
+              <w:spacing w:line="360" w:lineRule="auto"/>
+              <w:jc w:val="center"/>
+              <w:rPr>
+                <w:noProof/>
+                <w:lang w:eastAsia="ru-RU"/>
+              </w:rPr>
+            </w:pPr>
+            <w:r>
+              <w:rPr>
+                <w:noProof/>
+                <w:lang w:eastAsia="ru-RU"/>
+              </w:rPr>
+              <w:t>2 5 3 0 4 9</w:t>
+            </w:r>
+          </w:p>
+        </w:tc>
+        <w:tc>
+          <w:tcPr>
+            <w:tcW w:w="2336" w:type="dxa"/>
+          </w:tcPr>
+          <w:p>
+            <w:pPr>
+              <w:spacing w:line="360" w:lineRule="auto"/>
+              <w:jc w:val="center"/>
+              <w:rPr>
+                <w:noProof/>
+                <w:lang w:eastAsia="ru-RU"/>
+              </w:rPr>
+            </w:pPr>
+            <w:r>
+              <w:rPr>
+                <w:noProof/>
+                <w:lang w:eastAsia="ru-RU"/>
+              </w:rPr>
+              <w:t>1 4 1 5 4 3</w:t>
+            </w:r>
+          </w:p>
+          <w:p>
+            <w:pPr>
+              <w:spacing w:line="360" w:lineRule="auto"/>
+              <w:jc w:val="center"/>
+              <w:rPr>
+                <w:noProof/>
+                <w:lang w:eastAsia="ru-RU"/>
+              </w:rPr>
+            </w:pPr>
+            <w:r>
+              <w:rPr>
+                <w:noProof/>
+                <w:lang w:eastAsia="ru-RU"/>
+              </w:rPr>
+              <w:t>1 3 2 4 6 3</w:t>
+            </w:r>
+          </w:p>
+          <w:p>
+            <w:pPr>
+              <w:spacing w:line="360" w:lineRule="auto"/>
+              <w:jc w:val="center"/>
+              <w:rPr>
+                <w:noProof/>
+                <w:lang w:eastAsia="ru-RU"/>
+              </w:rPr>
+            </w:pPr>
+            <w:r>
+              <w:rPr>
+                <w:noProof/>
+                <w:lang w:eastAsia="ru-RU"/>
+              </w:rPr>
+              <w:t>1 6 4 9 0 2</w:t>
+            </w:r>
+          </w:p>
+          <w:p>
+            <w:pPr>
+              <w:spacing w:line="360" w:lineRule="auto"/>
+              <w:jc w:val="center"/>
+              <w:rPr>
+                <w:noProof/>
+                <w:lang w:eastAsia="ru-RU"/>
+              </w:rPr>
+            </w:pPr>
+            <w:r>
+              <w:rPr>
+                <w:noProof/>
+                <w:lang w:eastAsia="ru-RU"/>
+              </w:rPr>
+              <w:t>2 5 2 6 6 4</w:t>
+            </w:r>
+          </w:p>
+          <w:p>
+            <w:pPr>
+              <w:spacing w:line="360" w:lineRule="auto"/>
+              <w:jc w:val="center"/>
+              <w:rPr>
+                <w:noProof/>
+                <w:lang w:eastAsia="ru-RU"/>
+              </w:rPr>
+            </w:pPr>
+            <w:r>
+              <w:rPr>
+                <w:noProof/>
+                <w:lang w:eastAsia="ru-RU"/>
+              </w:rPr>
+              <w:t>4 3 6 4 8 9</w:t>
+            </w:r>
+          </w:p>
+          <w:p>
+            <w:pPr>
+              <w:spacing w:line="360" w:lineRule="auto"/>
+              <w:jc w:val="center"/>
+              <w:rPr>
+                <w:noProof/>
+                <w:lang w:eastAsia="ru-RU"/>
+              </w:rPr>
+            </w:pPr>
+            <w:r>
+              <w:rPr>
+                <w:noProof/>
+                <w:lang w:eastAsia="ru-RU"/>
+              </w:rPr>
+              <w:t>2 5 3 0 4 9</w:t>
+            </w:r>
+          </w:p>
+        </w:tc>
+        <w:tc>
+          <w:tcPr>
+            <w:tcW w:w="2337" w:type="dxa"/>
+          </w:tcPr>
+          <w:p>
+            <w:pPr>
+              <w:spacing w:line="360" w:lineRule="auto"/>
+              <w:jc w:val="center"/>
+              <w:rPr>
+                <w:noProof/>
+                <w:lang w:eastAsia="ru-RU"/>
+              </w:rPr>
+            </w:pPr>
+            <w:r>
+              <w:rPr>
+                <w:noProof/>
+                <w:lang w:eastAsia="ru-RU"/>
+              </w:rPr>
+              <w:t>+</w:t>
+            </w:r>
+          </w:p>
+        </w:tc>
+      </w:tr>
+    </w:tbl>
+    <w:p>
+      <w:pPr>
+        <w:spacing w:line="360" w:lineRule="auto"/>
+        <w:jc w:val="center"/>
+        <w:rPr>
+          <w:noProof/>
+          <w:lang w:eastAsia="ru-RU"/>
+        </w:rPr>
+      </w:pPr>
+    </w:p>
+    <w:p>
+      <w:pPr>
+        <w:spacing w:line="360" w:lineRule="auto"/>
+        <w:jc w:val="center"/>
+        <w:rPr>
+          <w:noProof/>
+          <w:lang w:eastAsia="ru-RU"/>
+        </w:rPr>
+      </w:pPr>
+      <w:r>
+        <w:rPr>
+          <w:noProof/>
+          <w:lang w:eastAsia="ru-RU"/>
+        </w:rPr>
+        <w:drawing>
+          <wp:inline distT="0" distB="0" distL="0" distR="0" wp14:anchorId="08156A8B" wp14:editId="36426E32">
+            <wp:extent cx="5628571" cy="2876190"/>
+            <wp:effectExtent l="0" t="0" r="0" b="635"/>
+            <wp:docPr id="16" name="Рисунок 16"/>
+            <wp:cNvGraphicFramePr>
+              <a:graphicFrameLocks xmlns:a="http://schemas.openxmlformats.org/drawingml/2006/main" noChangeAspect="1"/>
+            </wp:cNvGraphicFramePr>
+            <a:graphic xmlns:a="http://schemas.openxmlformats.org/drawingml/2006/main">
+              <a:graphicData uri="http://schemas.openxmlformats.org/drawingml/2006/picture">
+                <pic:pic xmlns:pic="http://schemas.openxmlformats.org/drawingml/2006/picture">
+                  <pic:nvPicPr>
+                    <pic:cNvPr id="1" name=""/>
+                    <pic:cNvPicPr/>
+                  </pic:nvPicPr>
+                  <pic:blipFill>
+                    <a:blip r:embed="rId13"/>
+                    <a:stretch>
+                      <a:fillRect/>
+                    </a:stretch>
+                  </pic:blipFill>
+                  <pic:spPr>
+                    <a:xfrm>
+                      <a:off x="0" y="0"/>
+                      <a:ext cx="5628571" cy="2876190"/>
+                    </a:xfrm>
+                    <a:prstGeom prst="rect">
+                      <a:avLst/>
+                    </a:prstGeom>
+                  </pic:spPr>
+                </pic:pic>
+              </a:graphicData>
+            </a:graphic>
+          </wp:inline>
+        </w:drawing>
+      </w:r>
+    </w:p>
+    <w:p>
+      <w:pPr>
+        <w:spacing w:line="360" w:lineRule="auto"/>
+        <w:jc w:val="center"/>
+        <w:rPr>
+          <w:noProof/>
+          <w:lang w:eastAsia="ru-RU"/>
+        </w:rPr>
+      </w:pPr>
+      <w:r>
+        <w:rPr>
+          <w:noProof/>
+          <w:lang w:eastAsia="ru-RU"/>
+        </w:rPr>
+        <w:lastRenderedPageBreak/>
+        <w:drawing>
+          <wp:inline distT="0" distB="0" distL="0" distR="0" wp14:anchorId="0E67686D" wp14:editId="6925419E">
+            <wp:extent cx="5591175" cy="2857500"/>
+            <wp:effectExtent l="0" t="0" r="9525" b="0"/>
+            <wp:docPr id="17" name="Рисунок 17"/>
+            <wp:cNvGraphicFramePr>
+              <a:graphicFrameLocks xmlns:a="http://schemas.openxmlformats.org/drawingml/2006/main" noChangeAspect="1"/>
+            </wp:cNvGraphicFramePr>
+            <a:graphic xmlns:a="http://schemas.openxmlformats.org/drawingml/2006/main">
+              <a:graphicData uri="http://schemas.openxmlformats.org/drawingml/2006/picture">
+                <pic:pic xmlns:pic="http://schemas.openxmlformats.org/drawingml/2006/picture">
+                  <pic:nvPicPr>
+                    <pic:cNvPr id="1" name=""/>
+                    <pic:cNvPicPr/>
+                  </pic:nvPicPr>
+                  <pic:blipFill>
+                    <a:blip r:embed="rId14"/>
+                    <a:stretch>
+                      <a:fillRect/>
+                    </a:stretch>
+                  </pic:blipFill>
+                  <pic:spPr>
+                    <a:xfrm>
+                      <a:off x="0" y="0"/>
+                      <a:ext cx="5591175" cy="2857500"/>
+                    </a:xfrm>
+                    <a:prstGeom prst="rect">
+                      <a:avLst/>
+                    </a:prstGeom>
+                  </pic:spPr>
+                </pic:pic>
+              </a:graphicData>
+            </a:graphic>
+          </wp:inline>
+        </w:drawing>
+      </w:r>
+    </w:p>
+    <w:p>
+      <w:pPr>
+        <w:spacing w:line="360" w:lineRule="auto"/>
+        <w:jc w:val="center"/>
+        <w:rPr>
+          <w:noProof/>
+          <w:lang w:eastAsia="ru-RU"/>
+        </w:rPr>
+      </w:pPr>
+      <w:r>
+        <w:rPr>
+          <w:noProof/>
+          <w:lang w:eastAsia="ru-RU"/>
+        </w:rPr>
+        <w:drawing>
+          <wp:inline distT="0" distB="0" distL="0" distR="0" wp14:anchorId="6E33E1BB" wp14:editId="192B9AE7">
+            <wp:extent cx="5561905" cy="3266667"/>
+            <wp:effectExtent l="0" t="0" r="1270" b="0"/>
+            <wp:docPr id="15" name="Рисунок 15"/>
+            <wp:cNvGraphicFramePr>
+              <a:graphicFrameLocks xmlns:a="http://schemas.openxmlformats.org/drawingml/2006/main" noChangeAspect="1"/>
+            </wp:cNvGraphicFramePr>
+            <a:graphic xmlns:a="http://schemas.openxmlformats.org/drawingml/2006/main">
+              <a:graphicData uri="http://schemas.openxmlformats.org/drawingml/2006/picture">
+                <pic:pic xmlns:pic="http://schemas.openxmlformats.org/drawingml/2006/picture">
+                  <pic:nvPicPr>
+                    <pic:cNvPr id="1" name=""/>
+                    <pic:cNvPicPr/>
+                  </pic:nvPicPr>
+                  <pic:blipFill>
+                    <a:blip r:embed="rId15"/>
+                    <a:stretch>
+                      <a:fillRect/>
+                    </a:stretch>
+                  </pic:blipFill>
+                  <pic:spPr>
+                    <a:xfrm>
+                      <a:off x="0" y="0"/>
+                      <a:ext cx="5561905" cy="3266667"/>
+                    </a:xfrm>
+                    <a:prstGeom prst="rect">
+                      <a:avLst/>
+                    </a:prstGeom>
+                  </pic:spPr>
+                </pic:pic>
+              </a:graphicData>
+            </a:graphic>
+          </wp:inline>
+        </w:drawing>
+      </w:r>
+    </w:p>
+    <w:p>
+      <w:pPr>
+        <w:spacing w:line="360" w:lineRule="auto"/>
+        <w:jc w:val="center"/>
+        <w:rPr>
+          <w:noProof/>
+          <w:lang w:eastAsia="ru-RU"/>
+        </w:rPr>
+      </w:pPr>
+      <w:r>
+        <w:rPr>
+          <w:noProof/>
+          <w:lang w:eastAsia="ru-RU"/>
+        </w:rPr>
+        <w:lastRenderedPageBreak/>
+        <w:drawing>
+          <wp:inline distT="0" distB="0" distL="0" distR="0" wp14:anchorId="580F9AFF" wp14:editId="326EB13B">
+            <wp:extent cx="5591175" cy="2867025"/>
+            <wp:effectExtent l="0" t="0" r="9525" b="9525"/>
+            <wp:docPr id="18" name="Рисунок 18"/>
+            <wp:cNvGraphicFramePr>
+              <a:graphicFrameLocks xmlns:a="http://schemas.openxmlformats.org/drawingml/2006/main" noChangeAspect="1"/>
+            </wp:cNvGraphicFramePr>
+            <a:graphic xmlns:a="http://schemas.openxmlformats.org/drawingml/2006/main">
+              <a:graphicData uri="http://schemas.openxmlformats.org/drawingml/2006/picture">
+                <pic:pic xmlns:pic="http://schemas.openxmlformats.org/drawingml/2006/picture">
+                  <pic:nvPicPr>
+                    <pic:cNvPr id="1" name=""/>
+                    <pic:cNvPicPr/>
+                  </pic:nvPicPr>
+                  <pic:blipFill>
+                    <a:blip r:embed="rId16"/>
+                    <a:stretch>
+                      <a:fillRect/>
+                    </a:stretch>
+                  </pic:blipFill>
+                  <pic:spPr>
+                    <a:xfrm>
+                      <a:off x="0" y="0"/>
+                      <a:ext cx="5591175" cy="2867025"/>
+                    </a:xfrm>
+                    <a:prstGeom prst="rect">
+                      <a:avLst/>
+                    </a:prstGeom>
+                  </pic:spPr>
+                </pic:pic>
+              </a:graphicData>
+            </a:graphic>
+          </wp:inline>
+        </w:drawing>
+      </w:r>
+    </w:p>
+    <w:p>
+      <w:pPr>
+        <w:spacing w:line="360" w:lineRule="auto"/>
+        <w:jc w:val="center"/>
+        <w:rPr>
+          <w:noProof/>
+          <w:lang w:eastAsia="ru-RU"/>
+        </w:rPr>
+      </w:pPr>
+      <w:r>
+        <w:rPr>
+          <w:noProof/>
+          <w:lang w:eastAsia="ru-RU"/>
+        </w:rPr>
+        <w:drawing>
+          <wp:inline distT="0" distB="0" distL="0" distR="0" wp14:anchorId="25FBC5CC" wp14:editId="6F7D0EB1">
+            <wp:extent cx="5542857" cy="3590476"/>
+            <wp:effectExtent l="0" t="0" r="1270" b="0"/>
+            <wp:docPr id="19" name="Рисунок 19"/>
+            <wp:cNvGraphicFramePr>
+              <a:graphicFrameLocks xmlns:a="http://schemas.openxmlformats.org/drawingml/2006/main" noChangeAspect="1"/>
+            </wp:cNvGraphicFramePr>
+            <a:graphic xmlns:a="http://schemas.openxmlformats.org/drawingml/2006/main">
+              <a:graphicData uri="http://schemas.openxmlformats.org/drawingml/2006/picture">
+                <pic:pic xmlns:pic="http://schemas.openxmlformats.org/drawingml/2006/picture">
+                  <pic:nvPicPr>
+                    <pic:cNvPr id="1" name=""/>
+                    <pic:cNvPicPr/>
+                  </pic:nvPicPr>
+                  <pic:blipFill>
+                    <a:blip r:embed="rId17"/>
+                    <a:stretch>
+                      <a:fillRect/>
+                    </a:stretch>
+                  </pic:blipFill>
+                  <pic:spPr>
+                    <a:xfrm>
+                      <a:off x="0" y="0"/>
+                      <a:ext cx="5542857" cy="3590476"/>
+                    </a:xfrm>
+                    <a:prstGeom prst="rect">
+                      <a:avLst/>
+                    </a:prstGeom>
+                  </pic:spPr>
+                </pic:pic>
+              </a:graphicData>
+            </a:graphic>
+          </wp:inline>
+        </w:drawing>
+      </w:r>
     </w:p>
     <w:sectPr>
       <w:pgSz w:w="11906" w:h="16838"/>
@@ -592,6 +3746,7 @@
   <w:style w:type="paragraph" w:default="1" w:styleId="a">
     <w:name w:val="Normal"/>
     <w:qFormat/>
+    <w:rsid w:val="00162442"/>
   </w:style>
   <w:style w:type="character" w:default="1" w:styleId="a0">
     <w:name w:val="Default Paragraph Font"/>
@@ -619,6 +3774,52 @@
     <w:uiPriority w:val="99"/>
     <w:semiHidden/>
     <w:unhideWhenUsed/>
+  </w:style>
+  <w:style w:type="table" w:styleId="a3">
+    <w:name w:val="Table Grid"/>
+    <w:basedOn w:val="a1"/>
+    <w:uiPriority w:val="39"/>
+    <w:rsid w:val="00746327"/>
+    <w:pPr>
+      <w:spacing w:after="0" w:line="240" w:lineRule="auto"/>
+    </w:pPr>
+    <w:tblPr>
+      <w:tblBorders>
+        <w:top w:val="single" w:sz="4" w:space="0" w:color="auto"/>
+        <w:left w:val="single" w:sz="4" w:space="0" w:color="auto"/>
+        <w:bottom w:val="single" w:sz="4" w:space="0" w:color="auto"/>
+        <w:right w:val="single" w:sz="4" w:space="0" w:color="auto"/>
+        <w:insideH w:val="single" w:sz="4" w:space="0" w:color="auto"/>
+        <w:insideV w:val="single" w:sz="4" w:space="0" w:color="auto"/>
+      </w:tblBorders>
+    </w:tblPr>
+  </w:style>
+  <w:style w:type="paragraph" w:customStyle="1" w:styleId="Default">
+    <w:name w:val="Default"/>
+    <w:rsid w:val="00BA7129"/>
+    <w:pPr>
+      <w:autoSpaceDE w:val="0"/>
+      <w:autoSpaceDN w:val="0"/>
+      <w:adjustRightInd w:val="0"/>
+      <w:spacing w:after="0" w:line="240" w:lineRule="auto"/>
+    </w:pPr>
+    <w:rPr>
+      <w:rFonts w:ascii="Times New Roman" w:hAnsi="Times New Roman" w:cs="Times New Roman"/>
+      <w:color w:val="000000"/>
+      <w:sz w:val="24"/>
+      <w:szCs w:val="24"/>
+    </w:rPr>
+  </w:style>
+  <w:style w:type="character" w:styleId="a4">
+    <w:name w:val="Strong"/>
+    <w:basedOn w:val="a0"/>
+    <w:uiPriority w:val="22"/>
+    <w:qFormat/>
+    <w:rsid w:val="00BA7129"/>
+    <w:rPr>
+      <w:b/>
+      <w:bCs/>
+    </w:rPr>
   </w:style>
 </w:styles>
 </file>
